--- a/svoyo-delo/대본/3부/12화_Otkaz_plemyanniku.docx
+++ b/svoyo-delo/대본/3부/12화_Otkaz_plemyanniku.docx
@@ -149,7 +149,7 @@
         <w:t xml:space="preserve"> </w:t>
       </w:r>
       <w:r>
-        <w:t xml:space="preserve">- 규칙: 지문 없음. 전 화 100% 「화자명: 대사」. 1턴 15단어 이내 + 긴 턴 10~15회(25~35단어). 문법 초점(B2): 가정법(предложил бы своему брату. Если бы у меня был брат), 관계절(женщину, которая тридцать лет пишет), 간접 의문(скажешь ли ты «нет»).</w:t>
+        <w:t xml:space="preserve">- 규칙: 지문 없음. 전 화 100% 「화자명: 대사」. 1턴 20단어 이내 + 긴 턴 10~15회(30~50단어). 문법 초점(B2): 가정법(предложил бы своему брату. Если бы у меня был брат), 관계절(женщину, которая тридцать лет пишет), 간접 의문(скажешь ли ты «нет»).</w:t>
       </w:r>
       <w:r>
         <w:t xml:space="preserve"> </w:t>
@@ -801,119 +801,119 @@
         <w:pStyle w:val="FirstParagraph"/>
       </w:pPr>
       <w:r>
-        <w:t xml:space="preserve">DIMA: Пять сорок. Кирилл, вы успели. Я думал, не придёте.</w:t>
-      </w:r>
-    </w:p>
-    <w:p>
-      <w:pPr>
-        <w:pStyle w:val="BodyText"/>
-      </w:pPr>
-      <w:r>
-        <w:t xml:space="preserve">KIRILL: Я не спал. Боялся проспать. Кофе здесь есть?</w:t>
-      </w:r>
-    </w:p>
-    <w:p>
-      <w:pPr>
-        <w:pStyle w:val="BodyText"/>
-      </w:pPr>
-      <w:r>
-        <w:t xml:space="preserve">DIMA: В поезде. Свой я купил на вокзале. Каждый платит за себя.</w:t>
-      </w:r>
-    </w:p>
-    <w:p>
-      <w:pPr>
-        <w:pStyle w:val="BodyText"/>
-      </w:pPr>
-      <w:r>
-        <w:t xml:space="preserve">KIRILL: Это у вас правило?</w:t>
-      </w:r>
-    </w:p>
-    <w:p>
-      <w:pPr>
-        <w:pStyle w:val="BodyText"/>
-      </w:pPr>
-      <w:r>
-        <w:t xml:space="preserve">DIMA: Первое правило. Алексей Николаевич сказал мне в первый день. Потом объясню почему.</w:t>
-      </w:r>
-    </w:p>
-    <w:p>
-      <w:pPr>
-        <w:pStyle w:val="BodyText"/>
-      </w:pPr>
-      <w:r>
-        <w:t xml:space="preserve">KIRILL: А сколько в Туле клиник?</w:t>
-      </w:r>
-    </w:p>
-    <w:p>
-      <w:pPr>
-        <w:pStyle w:val="BodyText"/>
-      </w:pPr>
-      <w:r>
-        <w:t xml:space="preserve">DIMA: Наших — одна. Фомина. Шестьдесят лет, тридцать лет в районе. Сертификат номер восемь.</w:t>
-      </w:r>
-    </w:p>
-    <w:p>
-      <w:pPr>
-        <w:pStyle w:val="BodyText"/>
-      </w:pPr>
-      <w:r>
-        <w:t xml:space="preserve">KIRILL: Одна клиника. Ради одной клиники — четыре часа дороги?</w:t>
-      </w:r>
-    </w:p>
-    <w:p>
-      <w:pPr>
-        <w:pStyle w:val="BodyText"/>
-      </w:pPr>
-      <w:r>
-        <w:t xml:space="preserve">DIMA: Ради одной клиники и её тетради. Вы увидите.</w:t>
-      </w:r>
-    </w:p>
-    <w:p>
-      <w:pPr>
-        <w:pStyle w:val="BodyText"/>
-      </w:pPr>
-      <w:r>
-        <w:t xml:space="preserve">KIRILL: Дядя говорит, вы продавали лекарства коровам.</w:t>
-      </w:r>
-    </w:p>
-    <w:p>
-      <w:pPr>
-        <w:pStyle w:val="BodyText"/>
-      </w:pPr>
-      <w:r>
-        <w:t xml:space="preserve">DIMA: Ветеринарам. Коровы не покупают. Хотя иногда решают они.</w:t>
-      </w:r>
-    </w:p>
-    <w:p>
-      <w:pPr>
-        <w:pStyle w:val="BodyText"/>
-      </w:pPr>
-      <w:r>
-        <w:t xml:space="preserve">KIRILL: Как это?</w:t>
-      </w:r>
-    </w:p>
-    <w:p>
-      <w:pPr>
-        <w:pStyle w:val="BodyText"/>
-      </w:pPr>
-      <w:r>
-        <w:t xml:space="preserve">DIMA: Если корова заболела после лекарства, ветеринар больше не купит. Ни у кого. Корова — главный клиент. Её просто не видно на переговорах. У нас то же самое. Только вместо коровы — пациентка.</w:t>
-      </w:r>
-    </w:p>
-    <w:p>
-      <w:pPr>
-        <w:pStyle w:val="BodyText"/>
-      </w:pPr>
-      <w:r>
-        <w:t xml:space="preserve">KIRILL: Пациентка — главный клиент. Её не видно на переговорах. Красиво. Можно я запишу?</w:t>
-      </w:r>
-    </w:p>
-    <w:p>
-      <w:pPr>
-        <w:pStyle w:val="BodyText"/>
-      </w:pPr>
-      <w:r>
-        <w:t xml:space="preserve">DIMA: Записывайте. Вот вам тетрадь. Первая страница чистая. Я теперь вожу их с собой.</w:t>
+        <w:t xml:space="preserve">DIMA: Пять сорок, Кирилл, и вы успели. Честно говоря, я думал, что вы не придёте.</w:t>
+      </w:r>
+    </w:p>
+    <w:p>
+      <w:pPr>
+        <w:pStyle w:val="BodyText"/>
+      </w:pPr>
+      <w:r>
+        <w:t xml:space="preserve">KIRILL: Я вообще не спал, потому что боялся проспать. Здесь где-нибудь есть кофе?</w:t>
+      </w:r>
+    </w:p>
+    <w:p>
+      <w:pPr>
+        <w:pStyle w:val="BodyText"/>
+      </w:pPr>
+      <w:r>
+        <w:t xml:space="preserve">DIMA: В поезде есть. Свой я купил на вокзале, потому что каждый платит за себя.</w:t>
+      </w:r>
+    </w:p>
+    <w:p>
+      <w:pPr>
+        <w:pStyle w:val="BodyText"/>
+      </w:pPr>
+      <w:r>
+        <w:t xml:space="preserve">KIRILL: Это у вас такое правило?</w:t>
+      </w:r>
+    </w:p>
+    <w:p>
+      <w:pPr>
+        <w:pStyle w:val="BodyText"/>
+      </w:pPr>
+      <w:r>
+        <w:t xml:space="preserve">DIMA: Это первое правило. Алексей Николаевич сказал мне его в первый день, а почему, я потом объясню.</w:t>
+      </w:r>
+    </w:p>
+    <w:p>
+      <w:pPr>
+        <w:pStyle w:val="BodyText"/>
+      </w:pPr>
+      <w:r>
+        <w:t xml:space="preserve">KIRILL: А сколько в Туле наших клиник?</w:t>
+      </w:r>
+    </w:p>
+    <w:p>
+      <w:pPr>
+        <w:pStyle w:val="BodyText"/>
+      </w:pPr>
+      <w:r>
+        <w:t xml:space="preserve">DIMA: Наша там одна — Фомина. Ей шестьдесят лет, тридцать из них она работала в районе, и у неё сертификат номер восемь.</w:t>
+      </w:r>
+    </w:p>
+    <w:p>
+      <w:pPr>
+        <w:pStyle w:val="BodyText"/>
+      </w:pPr>
+      <w:r>
+        <w:t xml:space="preserve">KIRILL: Одна клиника? И ради одной клиники четыре часа дороги?</w:t>
+      </w:r>
+    </w:p>
+    <w:p>
+      <w:pPr>
+        <w:pStyle w:val="BodyText"/>
+      </w:pPr>
+      <w:r>
+        <w:t xml:space="preserve">DIMA: Ради одной клиники и её тетради. Вы сами всё увидите.</w:t>
+      </w:r>
+    </w:p>
+    <w:p>
+      <w:pPr>
+        <w:pStyle w:val="BodyText"/>
+      </w:pPr>
+      <w:r>
+        <w:t xml:space="preserve">KIRILL: Дядя говорит, что вы раньше продавали лекарства коровам.</w:t>
+      </w:r>
+    </w:p>
+    <w:p>
+      <w:pPr>
+        <w:pStyle w:val="BodyText"/>
+      </w:pPr>
+      <w:r>
+        <w:t xml:space="preserve">DIMA: Не коровам, а ветеринарам, потому что коровы не покупают. Хотя иногда решают именно они.</w:t>
+      </w:r>
+    </w:p>
+    <w:p>
+      <w:pPr>
+        <w:pStyle w:val="BodyText"/>
+      </w:pPr>
+      <w:r>
+        <w:t xml:space="preserve">KIRILL: Как это? Я не понимаю.</w:t>
+      </w:r>
+    </w:p>
+    <w:p>
+      <w:pPr>
+        <w:pStyle w:val="BodyText"/>
+      </w:pPr>
+      <w:r>
+        <w:t xml:space="preserve">DIMA: Если корова заболела после лекарства, ветеринар больше не купит его ни у кого. Корова — главный клиент, её просто не видно на переговорах. У нас то же самое, только вместо коровы — пациентка.</w:t>
+      </w:r>
+    </w:p>
+    <w:p>
+      <w:pPr>
+        <w:pStyle w:val="BodyText"/>
+      </w:pPr>
+      <w:r>
+        <w:t xml:space="preserve">KIRILL: Пациентка — главный клиент. Её не видно на переговорах. Красиво сказано. Можно я это запишу?</w:t>
+      </w:r>
+    </w:p>
+    <w:p>
+      <w:pPr>
+        <w:pStyle w:val="BodyText"/>
+      </w:pPr>
+      <w:r>
+        <w:t xml:space="preserve">DIMA: Записывайте. Вот вам тетрадь, первая страница в ней чистая. Я теперь всегда вожу их с собой.</w:t>
       </w:r>
     </w:p>
     <w:bookmarkEnd w:id="21"/>
@@ -931,239 +931,239 @@
         <w:pStyle w:val="FirstParagraph"/>
       </w:pPr>
       <w:r>
-        <w:t xml:space="preserve">NIKOLAY: Дмитрий! А это кто? Новенький?</w:t>
-      </w:r>
-    </w:p>
-    <w:p>
-      <w:pPr>
-        <w:pStyle w:val="BodyText"/>
-      </w:pPr>
-      <w:r>
-        <w:t xml:space="preserve">DIMA: Николай Петрович, это Кирилл. Едет посмотреть. Кирилл, это отец Алексея Николаевича.</w:t>
-      </w:r>
-    </w:p>
-    <w:p>
-      <w:pPr>
-        <w:pStyle w:val="BodyText"/>
-      </w:pPr>
-      <w:r>
-        <w:t xml:space="preserve">KIRILL: Здравствуйте. Очень приятно. Вы тоже в компании работаете?</w:t>
-      </w:r>
-    </w:p>
-    <w:p>
-      <w:pPr>
-        <w:pStyle w:val="BodyText"/>
-      </w:pPr>
-      <w:r>
-        <w:t xml:space="preserve">NIKOLAY: Контролёр по договору. Раз в месяц считаю коробки на складе. Сегодня — водитель. Садитесь в «Ниву».</w:t>
-      </w:r>
-    </w:p>
-    <w:p>
-      <w:pPr>
-        <w:pStyle w:val="BodyText"/>
-      </w:pPr>
-      <w:r>
-        <w:t xml:space="preserve">KIRILL: Считаете коробки? Вручную? Есть же сканеры.</w:t>
-      </w:r>
-    </w:p>
-    <w:p>
-      <w:pPr>
-        <w:pStyle w:val="BodyText"/>
-      </w:pPr>
-      <w:r>
-        <w:t xml:space="preserve">NIKOLAY: Сканер считает номера. А я считаю коробки. Один раз сканер посчитал коробку, которой не было. Её унесли. А номер остался в системе. С тех пор я не верю ничему, что не могу потрогать руками.</w:t>
-      </w:r>
-    </w:p>
-    <w:p>
-      <w:pPr>
-        <w:pStyle w:val="BodyText"/>
-      </w:pPr>
-      <w:r>
-        <w:t xml:space="preserve">KIRILL: Это медленно.</w:t>
-      </w:r>
-    </w:p>
-    <w:p>
-      <w:pPr>
-        <w:pStyle w:val="BodyText"/>
-      </w:pPr>
-      <w:r>
-        <w:t xml:space="preserve">NIKOLAY: Медленно. Знаешь, почему закрылся мой завод? Директор был быстрый. Как ты.</w:t>
-      </w:r>
-    </w:p>
-    <w:p>
-      <w:pPr>
-        <w:pStyle w:val="BodyText"/>
-      </w:pPr>
-      <w:r>
-        <w:t xml:space="preserve">KIRILL: Вы меня не знаете.</w:t>
-      </w:r>
-    </w:p>
-    <w:p>
-      <w:pPr>
-        <w:pStyle w:val="BodyText"/>
-      </w:pPr>
-      <w:r>
-        <w:t xml:space="preserve">NIKOLAY: Не знаю. Прости. Это стариковское. Приехали. Клиника Фоминой. Я подожду в машине.</w:t>
-      </w:r>
-    </w:p>
-    <w:p>
-      <w:pPr>
-        <w:pStyle w:val="BodyText"/>
-      </w:pPr>
-      <w:r>
-        <w:t xml:space="preserve">FOMINA: Дмитрий, здравствуйте. А это кто? Ученик?</w:t>
-      </w:r>
-    </w:p>
-    <w:p>
-      <w:pPr>
-        <w:pStyle w:val="BodyText"/>
-      </w:pPr>
-      <w:r>
-        <w:t xml:space="preserve">DIMA: Почти. Кирилл. Хочет посмотреть, как работает клиника.</w:t>
-      </w:r>
-    </w:p>
-    <w:p>
-      <w:pPr>
-        <w:pStyle w:val="BodyText"/>
-      </w:pPr>
-      <w:r>
-        <w:t xml:space="preserve">FOMINA: Смотреть — можно. Только молча. Сегодня шесть пациенток. Вторая — контроль после узелка.</w:t>
-      </w:r>
-    </w:p>
-    <w:p>
-      <w:pPr>
-        <w:pStyle w:val="BodyText"/>
-      </w:pPr>
-      <w:r>
-        <w:t xml:space="preserve">KIRILL: После узелка? У вас были узелки?</w:t>
-      </w:r>
-    </w:p>
-    <w:p>
-      <w:pPr>
-        <w:pStyle w:val="BodyText"/>
-      </w:pPr>
-      <w:r>
-        <w:t xml:space="preserve">FOMINA: Один. В апреле. Моя ошибка. Записана. Вот тетрадь. Страница сорок.</w:t>
-      </w:r>
-    </w:p>
-    <w:p>
-      <w:pPr>
-        <w:pStyle w:val="BodyText"/>
-      </w:pPr>
-      <w:r>
-        <w:t xml:space="preserve">KIRILL: Вы записываете свои ошибки? В тетрадь? И показываете?</w:t>
-      </w:r>
-    </w:p>
-    <w:p>
-      <w:pPr>
-        <w:pStyle w:val="BodyText"/>
-      </w:pPr>
-      <w:r>
-        <w:t xml:space="preserve">FOMINA: А как иначе узнать, где ты ошибся? Память врёт. Тетрадь — нет. Тридцать лет я пишу каждый вечер: «Где я сегодня ошиблась?» Если ответ «нигде» — значит, я плохо смотрела.</w:t>
-      </w:r>
-    </w:p>
-    <w:p>
-      <w:pPr>
-        <w:pStyle w:val="BodyText"/>
-      </w:pPr>
-      <w:r>
-        <w:t xml:space="preserve">KIRILL: А если не ошиблись?</w:t>
-      </w:r>
-    </w:p>
-    <w:p>
-      <w:pPr>
-        <w:pStyle w:val="BodyText"/>
-      </w:pPr>
-      <w:r>
-        <w:t xml:space="preserve">FOMINA: Так не бывает. Бывает, что не заметила. Это хуже.</w:t>
-      </w:r>
-    </w:p>
-    <w:p>
-      <w:pPr>
-        <w:pStyle w:val="BodyText"/>
-      </w:pPr>
-      <w:r>
-        <w:t xml:space="preserve">DIMA: Надежда Сергеевна, можно Кирилл посмотрит контроль? Если пациентка разрешит.</w:t>
-      </w:r>
-    </w:p>
-    <w:p>
-      <w:pPr>
-        <w:pStyle w:val="BodyText"/>
-      </w:pPr>
-      <w:r>
-        <w:t xml:space="preserve">FOMINA: Спрошу. Лариса Михайловна разрешила. Сядьте в углу. Не разговаривайте.</w:t>
-      </w:r>
-    </w:p>
-    <w:p>
-      <w:pPr>
-        <w:pStyle w:val="BodyText"/>
-      </w:pPr>
-      <w:r>
-        <w:t xml:space="preserve">KIRILL: Хорошо. Я… Можно один вопрос потом?</w:t>
-      </w:r>
-    </w:p>
-    <w:p>
-      <w:pPr>
-        <w:pStyle w:val="BodyText"/>
-      </w:pPr>
-      <w:r>
-        <w:t xml:space="preserve">FOMINA: Потом — сколько угодно.</w:t>
-      </w:r>
-    </w:p>
-    <w:p>
-      <w:pPr>
-        <w:pStyle w:val="BodyText"/>
-      </w:pPr>
-      <w:r>
-        <w:t xml:space="preserve">DIMA: Кирилл, вы видели? Она смотрела узелок ультразвуком. Пять минут. Потом записала. С минутами.</w:t>
-      </w:r>
-    </w:p>
-    <w:p>
-      <w:pPr>
-        <w:pStyle w:val="BodyText"/>
-      </w:pPr>
-      <w:r>
-        <w:t xml:space="preserve">KIRILL: Видел. Узелка нет. Пациентка улыбалась. Почему она не злится? У неё же было осложнение.</w:t>
-      </w:r>
-    </w:p>
-    <w:p>
-      <w:pPr>
-        <w:pStyle w:val="BodyText"/>
-      </w:pPr>
-      <w:r>
-        <w:t xml:space="preserve">FOMINA: Потому что я ей сказала в тот же день. Сама. Позвонила вечером. «Лариса Михайловна, у вас узелок. Это моя ошибка. Приходите завтра, я исправлю». Она пришла. Я исправила. И она привела подругу.</w:t>
-      </w:r>
-    </w:p>
-    <w:p>
-      <w:pPr>
-        <w:pStyle w:val="BodyText"/>
-      </w:pPr>
-      <w:r>
-        <w:t xml:space="preserve">KIRILL: Привела подругу? После осложнения?</w:t>
-      </w:r>
-    </w:p>
-    <w:p>
-      <w:pPr>
-        <w:pStyle w:val="BodyText"/>
-      </w:pPr>
-      <w:r>
-        <w:t xml:space="preserve">FOMINA: После честности. Это разные вещи, молодой человек. Осложнения бывают у всех. Честность — не у всех.</w:t>
-      </w:r>
-    </w:p>
-    <w:p>
-      <w:pPr>
-        <w:pStyle w:val="BodyText"/>
-      </w:pPr>
-      <w:r>
-        <w:t xml:space="preserve">KIRILL: А я бы сказал: «К сожалению, такое случается». И предложил скидку на следующую процедуру.</w:t>
-      </w:r>
-    </w:p>
-    <w:p>
-      <w:pPr>
-        <w:pStyle w:val="BodyText"/>
-      </w:pPr>
-      <w:r>
-        <w:t xml:space="preserve">FOMINA: Вот. Вот поэтому вы и приехали. «К сожалению» — это слово, когда человек не хочет говорить, что делать. А пациентке нужно знать, что делать. Скидка — это извинение деньгами. Пациентка не продаётся.</w:t>
+        <w:t xml:space="preserve">NIKOLAY: Дмитрий! А это кто с тобой? Новенький?</w:t>
+      </w:r>
+    </w:p>
+    <w:p>
+      <w:pPr>
+        <w:pStyle w:val="BodyText"/>
+      </w:pPr>
+      <w:r>
+        <w:t xml:space="preserve">DIMA: Николай Петрович, это Кирилл, он едет посмотреть. Кирилл, это отец Алексея Николаевича.</w:t>
+      </w:r>
+    </w:p>
+    <w:p>
+      <w:pPr>
+        <w:pStyle w:val="BodyText"/>
+      </w:pPr>
+      <w:r>
+        <w:t xml:space="preserve">KIRILL: Здравствуйте, очень приятно. А вы тоже работаете в компании?</w:t>
+      </w:r>
+    </w:p>
+    <w:p>
+      <w:pPr>
+        <w:pStyle w:val="BodyText"/>
+      </w:pPr>
+      <w:r>
+        <w:t xml:space="preserve">NIKOLAY: Я контролёр по договору: раз в месяц считаю коробки на складе. А сегодня я водитель, так что садитесь в «Ниву».</w:t>
+      </w:r>
+    </w:p>
+    <w:p>
+      <w:pPr>
+        <w:pStyle w:val="BodyText"/>
+      </w:pPr>
+      <w:r>
+        <w:t xml:space="preserve">KIRILL: Считаете коробки? Вручную? Но ведь есть же сканеры.</w:t>
+      </w:r>
+    </w:p>
+    <w:p>
+      <w:pPr>
+        <w:pStyle w:val="BodyText"/>
+      </w:pPr>
+      <w:r>
+        <w:t xml:space="preserve">NIKOLAY: Сканер считает номера, а я считаю коробки. Один раз сканер посчитал коробку, которой не было: её унесли, а номер остался в системе. С тех пор я не верю ничему, что не могу потрогать руками.</w:t>
+      </w:r>
+    </w:p>
+    <w:p>
+      <w:pPr>
+        <w:pStyle w:val="BodyText"/>
+      </w:pPr>
+      <w:r>
+        <w:t xml:space="preserve">KIRILL: Но это же очень медленно.</w:t>
+      </w:r>
+    </w:p>
+    <w:p>
+      <w:pPr>
+        <w:pStyle w:val="BodyText"/>
+      </w:pPr>
+      <w:r>
+        <w:t xml:space="preserve">NIKOLAY: Медленно. А знаешь, почему закрылся мой завод? Потому что директор был быстрый, как ты.</w:t>
+      </w:r>
+    </w:p>
+    <w:p>
+      <w:pPr>
+        <w:pStyle w:val="BodyText"/>
+      </w:pPr>
+      <w:r>
+        <w:t xml:space="preserve">KIRILL: Простите, но вы меня совсем не знаете.</w:t>
+      </w:r>
+    </w:p>
+    <w:p>
+      <w:pPr>
+        <w:pStyle w:val="BodyText"/>
+      </w:pPr>
+      <w:r>
+        <w:t xml:space="preserve">NIKOLAY: Не знаю, ты прав, прости. Это у меня стариковское. Приехали, вот клиника Фоминой, а я подожду в машине.</w:t>
+      </w:r>
+    </w:p>
+    <w:p>
+      <w:pPr>
+        <w:pStyle w:val="BodyText"/>
+      </w:pPr>
+      <w:r>
+        <w:t xml:space="preserve">FOMINA: Дмитрий, здравствуйте. А это кто с вами? Ученик?</w:t>
+      </w:r>
+    </w:p>
+    <w:p>
+      <w:pPr>
+        <w:pStyle w:val="BodyText"/>
+      </w:pPr>
+      <w:r>
+        <w:t xml:space="preserve">DIMA: Почти. Это Кирилл, он хочет посмотреть, как работает клиника.</w:t>
+      </w:r>
+    </w:p>
+    <w:p>
+      <w:pPr>
+        <w:pStyle w:val="BodyText"/>
+      </w:pPr>
+      <w:r>
+        <w:t xml:space="preserve">FOMINA: Смотреть можно, только молча. Сегодня у нас шесть пациенток, и вторая пришла на контроль после узелка.</w:t>
+      </w:r>
+    </w:p>
+    <w:p>
+      <w:pPr>
+        <w:pStyle w:val="BodyText"/>
+      </w:pPr>
+      <w:r>
+        <w:t xml:space="preserve">KIRILL: После узелка? Значит, у вас тоже были узелки?</w:t>
+      </w:r>
+    </w:p>
+    <w:p>
+      <w:pPr>
+        <w:pStyle w:val="BodyText"/>
+      </w:pPr>
+      <w:r>
+        <w:t xml:space="preserve">FOMINA: Один, в апреле, и это была моя ошибка. Она записана: вот тетрадь, страница сорок.</w:t>
+      </w:r>
+    </w:p>
+    <w:p>
+      <w:pPr>
+        <w:pStyle w:val="BodyText"/>
+      </w:pPr>
+      <w:r>
+        <w:t xml:space="preserve">KIRILL: Вы записываете свои ошибки в тетрадь? И ещё показываете их другим?</w:t>
+      </w:r>
+    </w:p>
+    <w:p>
+      <w:pPr>
+        <w:pStyle w:val="BodyText"/>
+      </w:pPr>
+      <w:r>
+        <w:t xml:space="preserve">FOMINA: А как иначе узнать, где ты ошибся? Память врёт. Тетрадь — нет. Тридцать лет я пишу каждый вечер: «Где я сегодня ошиблась?» Если ответ «нигде», значит, я плохо смотрела, и тогда я пишу об этом тоже.</w:t>
+      </w:r>
+    </w:p>
+    <w:p>
+      <w:pPr>
+        <w:pStyle w:val="BodyText"/>
+      </w:pPr>
+      <w:r>
+        <w:t xml:space="preserve">KIRILL: А если вы правда нигде не ошиблись?</w:t>
+      </w:r>
+    </w:p>
+    <w:p>
+      <w:pPr>
+        <w:pStyle w:val="BodyText"/>
+      </w:pPr>
+      <w:r>
+        <w:t xml:space="preserve">FOMINA: Так не бывает. Бывает, что не заметила, а это гораздо хуже.</w:t>
+      </w:r>
+    </w:p>
+    <w:p>
+      <w:pPr>
+        <w:pStyle w:val="BodyText"/>
+      </w:pPr>
+      <w:r>
+        <w:t xml:space="preserve">DIMA: Надежда Сергеевна, можно Кирилл посмотрит контроль, если пациентка разрешит?</w:t>
+      </w:r>
+    </w:p>
+    <w:p>
+      <w:pPr>
+        <w:pStyle w:val="BodyText"/>
+      </w:pPr>
+      <w:r>
+        <w:t xml:space="preserve">FOMINA: Сейчас спрошу. Лариса Михайловна разрешила, так что сядьте в углу и не разговаривайте.</w:t>
+      </w:r>
+    </w:p>
+    <w:p>
+      <w:pPr>
+        <w:pStyle w:val="BodyText"/>
+      </w:pPr>
+      <w:r>
+        <w:t xml:space="preserve">KIRILL: Хорошо. А можно мне потом задать один вопрос?</w:t>
+      </w:r>
+    </w:p>
+    <w:p>
+      <w:pPr>
+        <w:pStyle w:val="BodyText"/>
+      </w:pPr>
+      <w:r>
+        <w:t xml:space="preserve">FOMINA: Потом можно задать сколько угодно вопросов.</w:t>
+      </w:r>
+    </w:p>
+    <w:p>
+      <w:pPr>
+        <w:pStyle w:val="BodyText"/>
+      </w:pPr>
+      <w:r>
+        <w:t xml:space="preserve">DIMA: Кирилл, вы видели? Она пять минут смотрела место узелка ультразвуком, а потом всё записала, с минутами.</w:t>
+      </w:r>
+    </w:p>
+    <w:p>
+      <w:pPr>
+        <w:pStyle w:val="BodyText"/>
+      </w:pPr>
+      <w:r>
+        <w:t xml:space="preserve">KIRILL: Видел. Узелка нет, и пациентка улыбалась. Но почему она не злится, если у неё было осложнение?</w:t>
+      </w:r>
+    </w:p>
+    <w:p>
+      <w:pPr>
+        <w:pStyle w:val="BodyText"/>
+      </w:pPr>
+      <w:r>
+        <w:t xml:space="preserve">FOMINA: Потому что я ей сказала в тот же день сама. Позвонила вечером: «Лариса Михайловна, у вас узелок. Это моя ошибка. Приходите завтра, я исправлю». Она пришла, я исправила, и потом она привела подругу.</w:t>
+      </w:r>
+    </w:p>
+    <w:p>
+      <w:pPr>
+        <w:pStyle w:val="BodyText"/>
+      </w:pPr>
+      <w:r>
+        <w:t xml:space="preserve">KIRILL: Привела подругу? После осложнения? Как такое возможно?</w:t>
+      </w:r>
+    </w:p>
+    <w:p>
+      <w:pPr>
+        <w:pStyle w:val="BodyText"/>
+      </w:pPr>
+      <w:r>
+        <w:t xml:space="preserve">FOMINA: После честности. Это разные вещи, молодой человек. Осложнения бывают у всех, а честность — не у всех.</w:t>
+      </w:r>
+    </w:p>
+    <w:p>
+      <w:pPr>
+        <w:pStyle w:val="BodyText"/>
+      </w:pPr>
+      <w:r>
+        <w:t xml:space="preserve">KIRILL: А я бы сказал: «К сожалению, такое случается». И предложил бы скидку на следующую процедуру.</w:t>
+      </w:r>
+    </w:p>
+    <w:p>
+      <w:pPr>
+        <w:pStyle w:val="BodyText"/>
+      </w:pPr>
+      <w:r>
+        <w:t xml:space="preserve">FOMINA: Вот, вот поэтому вы сюда и приехали. «К сожалению» — это слово, когда человек не хочет говорить, что делать. А пациентке нужно знать, что делать. Скидка — это извинение деньгами. Пациентка не продаётся, и её доверие тоже.</w:t>
       </w:r>
     </w:p>
     <w:p>
@@ -1179,31 +1179,31 @@
         <w:pStyle w:val="BodyText"/>
       </w:pPr>
       <w:r>
-        <w:t xml:space="preserve">FOMINA: Пишите. И напишите сегодня вечером: «Где я сегодня ошибся?» Посмотрим, что вы ответите.</w:t>
-      </w:r>
-    </w:p>
-    <w:p>
-      <w:pPr>
-        <w:pStyle w:val="BodyText"/>
-      </w:pPr>
-      <w:r>
-        <w:t xml:space="preserve">DIMA: Надежда Сергеевна, спасибо. Нам пора. Николай Петрович ждёт.</w:t>
-      </w:r>
-    </w:p>
-    <w:p>
-      <w:pPr>
-        <w:pStyle w:val="BodyText"/>
-      </w:pPr>
-      <w:r>
-        <w:t xml:space="preserve">FOMINA: Передайте Алексею: у меня очередь на курс в Туле. Двенадцать врачей. Пусть приезжает.</w:t>
-      </w:r>
-    </w:p>
-    <w:p>
-      <w:pPr>
-        <w:pStyle w:val="BodyText"/>
-      </w:pPr>
-      <w:r>
-        <w:t xml:space="preserve">KIRILL: Надежда Сергеевна… Спасибо. Я не знал, что медицина — это тетрадь.</w:t>
+        <w:t xml:space="preserve">FOMINA: Пишите. И сегодня вечером напишите: «Где я сегодня ошибся?» Посмотрим, что вы ответите.</w:t>
+      </w:r>
+    </w:p>
+    <w:p>
+      <w:pPr>
+        <w:pStyle w:val="BodyText"/>
+      </w:pPr>
+      <w:r>
+        <w:t xml:space="preserve">DIMA: Надежда Сергеевна, спасибо вам. Нам пора, Николай Петрович ждёт.</w:t>
+      </w:r>
+    </w:p>
+    <w:p>
+      <w:pPr>
+        <w:pStyle w:val="BodyText"/>
+      </w:pPr>
+      <w:r>
+        <w:t xml:space="preserve">FOMINA: Передайте Алексею, что у меня в Туле очередь на курс из двенадцати врачей. Пусть приезжает.</w:t>
+      </w:r>
+    </w:p>
+    <w:p>
+      <w:pPr>
+        <w:pStyle w:val="BodyText"/>
+      </w:pPr>
+      <w:r>
+        <w:t xml:space="preserve">KIRILL: Надежда Сергеевна… спасибо. Я не знал, что медицина — это тетрадь.</w:t>
       </w:r>
     </w:p>
     <w:bookmarkEnd w:id="22"/>
@@ -1221,111 +1221,111 @@
         <w:pStyle w:val="FirstParagraph"/>
       </w:pPr>
       <w:r>
-        <w:t xml:space="preserve">BORIS: Садитесь. Это моя сестра, Наталья Игоревна. Мать Кирилла. Наташа, это Алексей. Тот, с вареньем.</w:t>
-      </w:r>
-    </w:p>
-    <w:p>
-      <w:pPr>
-        <w:pStyle w:val="BodyText"/>
-      </w:pPr>
-      <w:r>
-        <w:t xml:space="preserve">NATALYA: Здравствуйте. Боря говорил о вас. Кирилл почему-то вчера весь вечер что-то писал в тетрадь.</w:t>
-      </w:r>
-    </w:p>
-    <w:p>
-      <w:pPr>
-        <w:pStyle w:val="BodyText"/>
-      </w:pPr>
-      <w:r>
-        <w:t xml:space="preserve">ALEKSEY: Здравствуйте, Наталья Игоревна. Это вам. Второе варенье. Бабушка передала.</w:t>
-      </w:r>
-    </w:p>
-    <w:p>
-      <w:pPr>
-        <w:pStyle w:val="BodyText"/>
-      </w:pPr>
-      <w:r>
-        <w:t xml:space="preserve">BORIS: Второе. Значит, разговор серьёзный. Лев, садись. Ешьте. О деле — после супа.</w:t>
-      </w:r>
-    </w:p>
-    <w:p>
-      <w:pPr>
-        <w:pStyle w:val="BodyText"/>
-      </w:pPr>
-      <w:r>
-        <w:t xml:space="preserve">LEV: После супа. Как в девяностые. Только без водки.</w:t>
-      </w:r>
-    </w:p>
-    <w:p>
-      <w:pPr>
-        <w:pStyle w:val="BodyText"/>
-      </w:pPr>
-      <w:r>
-        <w:t xml:space="preserve">NATALYA: Боря, давай сразу. Я волнуюсь. Шестой пункт — про Кирилла. Алексей, вы его приняли?</w:t>
-      </w:r>
-    </w:p>
-    <w:p>
-      <w:pPr>
-        <w:pStyle w:val="BodyText"/>
-      </w:pPr>
-      <w:r>
-        <w:t xml:space="preserve">BORIS: Наташа. Суп.</w:t>
-      </w:r>
-    </w:p>
-    <w:p>
-      <w:pPr>
-        <w:pStyle w:val="BodyText"/>
-      </w:pPr>
-      <w:r>
-        <w:t xml:space="preserve">NATALYA: Суп подождёт. Я мать.</w:t>
-      </w:r>
-    </w:p>
-    <w:p>
-      <w:pPr>
-        <w:pStyle w:val="BodyText"/>
-      </w:pPr>
-      <w:r>
-        <w:t xml:space="preserve">ALEKSEY: Наталья Игоревна, я отвечу. Сразу, как вы просите. Только сначала — одна фраза Бориса Игоревича. Он сказал мне в бане: «Я хочу знать, скажешь ли ты «нет»».</w:t>
-      </w:r>
-    </w:p>
-    <w:p>
-      <w:pPr>
-        <w:pStyle w:val="BodyText"/>
-      </w:pPr>
-      <w:r>
-        <w:t xml:space="preserve">BORIS: Говорил. Продолжай.</w:t>
-      </w:r>
-    </w:p>
-    <w:p>
-      <w:pPr>
-        <w:pStyle w:val="BodyText"/>
-      </w:pPr>
-      <w:r>
-        <w:t xml:space="preserve">ALEKSEY: Шестой пункт — нет. Ни должности, ни трёхсот тысяч.</w:t>
-      </w:r>
-    </w:p>
-    <w:p>
-      <w:pPr>
-        <w:pStyle w:val="BodyText"/>
-      </w:pPr>
-      <w:r>
-        <w:t xml:space="preserve">NATALYA: Не будет? Боря, ты слышишь?</w:t>
-      </w:r>
-    </w:p>
-    <w:p>
-      <w:pPr>
-        <w:pStyle w:val="BodyText"/>
-      </w:pPr>
-      <w:r>
-        <w:t xml:space="preserve">BORIS: Слышу. Дальше, Алексей. Ты ведь не закончил.</w:t>
-      </w:r>
-    </w:p>
-    <w:p>
-      <w:pPr>
-        <w:pStyle w:val="BodyText"/>
-      </w:pPr>
-      <w:r>
-        <w:t xml:space="preserve">ALEKSEY: Не закончил. Вместо этого — общие основания. Кирилл проходит собеседование, как все. Тест — как все. Курс в центре. Оклад и бонус — как у Димы. И первые полгода никто в компании не знает, чей он племянник.</w:t>
+        <w:t xml:space="preserve">BORIS: Садитесь. Это моя сестра, Наталья Игоревна, мать Кирилла. Наташа, это Алексей, тот самый, с вареньем.</w:t>
+      </w:r>
+    </w:p>
+    <w:p>
+      <w:pPr>
+        <w:pStyle w:val="BodyText"/>
+      </w:pPr>
+      <w:r>
+        <w:t xml:space="preserve">NATALYA: Здравствуйте. Боря говорил о вас. А Кирилл вчера почему-то весь вечер что-то писал в тетрадь.</w:t>
+      </w:r>
+    </w:p>
+    <w:p>
+      <w:pPr>
+        <w:pStyle w:val="BodyText"/>
+      </w:pPr>
+      <w:r>
+        <w:t xml:space="preserve">ALEKSEY: Здравствуйте, Наталья Игоревна. Это вам, второе варенье, бабушка передала.</w:t>
+      </w:r>
+    </w:p>
+    <w:p>
+      <w:pPr>
+        <w:pStyle w:val="BodyText"/>
+      </w:pPr>
+      <w:r>
+        <w:t xml:space="preserve">BORIS: Второе, значит, разговор серьёзный. Лев, садись. Ешьте, а о деле поговорим после супа.</w:t>
+      </w:r>
+    </w:p>
+    <w:p>
+      <w:pPr>
+        <w:pStyle w:val="BodyText"/>
+      </w:pPr>
+      <w:r>
+        <w:t xml:space="preserve">LEV: После супа, как в девяностые, только без водки.</w:t>
+      </w:r>
+    </w:p>
+    <w:p>
+      <w:pPr>
+        <w:pStyle w:val="BodyText"/>
+      </w:pPr>
+      <w:r>
+        <w:t xml:space="preserve">NATALYA: Боря, давай сразу, я волнуюсь. Шестой пункт — про Кирилла. Алексей, вы его приняли?</w:t>
+      </w:r>
+    </w:p>
+    <w:p>
+      <w:pPr>
+        <w:pStyle w:val="BodyText"/>
+      </w:pPr>
+      <w:r>
+        <w:t xml:space="preserve">BORIS: Наташа, давай сначала поедим суп.</w:t>
+      </w:r>
+    </w:p>
+    <w:p>
+      <w:pPr>
+        <w:pStyle w:val="BodyText"/>
+      </w:pPr>
+      <w:r>
+        <w:t xml:space="preserve">NATALYA: Суп подождёт, а я всё-таки мать.</w:t>
+      </w:r>
+    </w:p>
+    <w:p>
+      <w:pPr>
+        <w:pStyle w:val="BodyText"/>
+      </w:pPr>
+      <w:r>
+        <w:t xml:space="preserve">ALEKSEY: Наталья Игоревна, я отвечу сразу, как вы просите. Только сначала напомню одну фразу Бориса Игоревича. Он сказал мне в бане: «Я хочу знать, скажешь ли ты «нет»». Сегодня я отвечаю на этот вопрос.</w:t>
+      </w:r>
+    </w:p>
+    <w:p>
+      <w:pPr>
+        <w:pStyle w:val="BodyText"/>
+      </w:pPr>
+      <w:r>
+        <w:t xml:space="preserve">BORIS: Говорил, это правда. Продолжай.</w:t>
+      </w:r>
+    </w:p>
+    <w:p>
+      <w:pPr>
+        <w:pStyle w:val="BodyText"/>
+      </w:pPr>
+      <w:r>
+        <w:t xml:space="preserve">ALEKSEY: Шестой пункт — нет. Не будет ни должности, ни трёхсот тысяч.</w:t>
+      </w:r>
+    </w:p>
+    <w:p>
+      <w:pPr>
+        <w:pStyle w:val="BodyText"/>
+      </w:pPr>
+      <w:r>
+        <w:t xml:space="preserve">NATALYA: Не будет? Боря, ты слышишь, что он говорит?</w:t>
+      </w:r>
+    </w:p>
+    <w:p>
+      <w:pPr>
+        <w:pStyle w:val="BodyText"/>
+      </w:pPr>
+      <w:r>
+        <w:t xml:space="preserve">BORIS: Слышу. Дальше, Алексей, ты ведь ещё не закончил.</w:t>
+      </w:r>
+    </w:p>
+    <w:p>
+      <w:pPr>
+        <w:pStyle w:val="BodyText"/>
+      </w:pPr>
+      <w:r>
+        <w:t xml:space="preserve">ALEKSEY: Не закончил. Вместо этого общие основания: Кирилл проходит собеседование и тест, как все, и курс в центре. Оклад и бонус как у Димы. И первые полгода никто в компании не знает, чей он племянник.</w:t>
       </w:r>
     </w:p>
     <w:p>
@@ -1341,47 +1341,47 @@
         <w:pStyle w:val="BodyText"/>
       </w:pPr>
       <w:r>
-        <w:t xml:space="preserve">ALEKSEY: Тот самый. Лучший менеджер, которого я видел за двенадцать лет.</w:t>
-      </w:r>
-    </w:p>
-    <w:p>
-      <w:pPr>
-        <w:pStyle w:val="BodyText"/>
-      </w:pPr>
-      <w:r>
-        <w:t xml:space="preserve">NATALYA: Мой сын окончил Лондон. А вы предлагаете ему работу ветеринарного агента. Это унизительно.</w:t>
-      </w:r>
-    </w:p>
-    <w:p>
-      <w:pPr>
-        <w:pStyle w:val="BodyText"/>
-      </w:pPr>
-      <w:r>
-        <w:t xml:space="preserve">LEV: Наталья, позволь…</w:t>
-      </w:r>
-    </w:p>
-    <w:p>
-      <w:pPr>
-        <w:pStyle w:val="BodyText"/>
-      </w:pPr>
-      <w:r>
-        <w:t xml:space="preserve">NATALYA: Не позволю, Лев. Боря, ты сказал «не обсуждается». Ты обещал.</w:t>
-      </w:r>
-    </w:p>
-    <w:p>
-      <w:pPr>
-        <w:pStyle w:val="BodyText"/>
-      </w:pPr>
-      <w:r>
-        <w:t xml:space="preserve">BORIS: Обещал. А обещания — это кредит. Мне это сказал один корейский президент. Через Алексея.</w:t>
-      </w:r>
-    </w:p>
-    <w:p>
-      <w:pPr>
-        <w:pStyle w:val="BodyText"/>
-      </w:pPr>
-      <w:r>
-        <w:t xml:space="preserve">NATALYA: Причём тут корейцы? Я про сына!</w:t>
+        <w:t xml:space="preserve">ALEKSEY: Тот самый. Это лучший менеджер, которого я видел за двенадцать лет.</w:t>
+      </w:r>
+    </w:p>
+    <w:p>
+      <w:pPr>
+        <w:pStyle w:val="BodyText"/>
+      </w:pPr>
+      <w:r>
+        <w:t xml:space="preserve">NATALYA: Мой сын окончил Лондон, а вы предлагаете ему работу ветеринарного агента. Это унизительно.</w:t>
+      </w:r>
+    </w:p>
+    <w:p>
+      <w:pPr>
+        <w:pStyle w:val="BodyText"/>
+      </w:pPr>
+      <w:r>
+        <w:t xml:space="preserve">LEV: Наталья, позволь мне сказать…</w:t>
+      </w:r>
+    </w:p>
+    <w:p>
+      <w:pPr>
+        <w:pStyle w:val="BodyText"/>
+      </w:pPr>
+      <w:r>
+        <w:t xml:space="preserve">NATALYA: Не позволю, Лев. Боря, ты сказал «не обсуждается», ты обещал.</w:t>
+      </w:r>
+    </w:p>
+    <w:p>
+      <w:pPr>
+        <w:pStyle w:val="BodyText"/>
+      </w:pPr>
+      <w:r>
+        <w:t xml:space="preserve">BORIS: Обещал. А обещания — это кредит. Мне это сказал один корейский президент, через Алексея.</w:t>
+      </w:r>
+    </w:p>
+    <w:p>
+      <w:pPr>
+        <w:pStyle w:val="BodyText"/>
+      </w:pPr>
+      <w:r>
+        <w:t xml:space="preserve">NATALYA: При чём тут корейцы? Я говорю про своего сына!</w:t>
       </w:r>
     </w:p>
     <w:p>
@@ -1397,63 +1397,63 @@
         <w:pStyle w:val="BodyText"/>
       </w:pPr>
       <w:r>
-        <w:t xml:space="preserve">NATALYA: Без дяди? А зачем тогда дядя?</w:t>
-      </w:r>
-    </w:p>
-    <w:p>
-      <w:pPr>
-        <w:pStyle w:val="BodyText"/>
-      </w:pPr>
-      <w:r>
-        <w:t xml:space="preserve">BORIS: Наташа, а давай спросим Кирилла. Он молчит весь обед. Это на него не похоже.</w:t>
-      </w:r>
-    </w:p>
-    <w:p>
-      <w:pPr>
-        <w:pStyle w:val="BodyText"/>
-      </w:pPr>
-      <w:r>
-        <w:t xml:space="preserve">KIRILL: Мама. Дядя. Я согласен.</w:t>
-      </w:r>
-    </w:p>
-    <w:p>
-      <w:pPr>
-        <w:pStyle w:val="BodyText"/>
-      </w:pPr>
-      <w:r>
-        <w:t xml:space="preserve">NATALYA: Что?</w:t>
-      </w:r>
-    </w:p>
-    <w:p>
-      <w:pPr>
-        <w:pStyle w:val="BodyText"/>
-      </w:pPr>
-      <w:r>
-        <w:t xml:space="preserve">KIRILL: Я согласен на общие основания. На оклад как у Димы. И чтобы никто не знал.</w:t>
-      </w:r>
-    </w:p>
-    <w:p>
-      <w:pPr>
-        <w:pStyle w:val="BodyText"/>
-      </w:pPr>
-      <w:r>
-        <w:t xml:space="preserve">NATALYA: Кирилл, ты что? Тебе в Лондоне…</w:t>
-      </w:r>
-    </w:p>
-    <w:p>
-      <w:pPr>
-        <w:pStyle w:val="BodyText"/>
-      </w:pPr>
-      <w:r>
-        <w:t xml:space="preserve">KIRILL: В Лондоне меня учили, что скорость — это всё. В Туле я видел женщину, которая тридцать лет пишет в тетрадь: «Где я сегодня ошиблась?» И её пациентки приводят подруг. Я хочу научиться этому.</w:t>
-      </w:r>
-    </w:p>
-    <w:p>
-      <w:pPr>
-        <w:pStyle w:val="BodyText"/>
-      </w:pPr>
-      <w:r>
-        <w:t xml:space="preserve">BORIS: Тула. Фомина. Тетрадь. Алексей, это ты подстроил?</w:t>
+        <w:t xml:space="preserve">NATALYA: Без дяди? А зачем тогда вообще нужен дядя?</w:t>
+      </w:r>
+    </w:p>
+    <w:p>
+      <w:pPr>
+        <w:pStyle w:val="BodyText"/>
+      </w:pPr>
+      <w:r>
+        <w:t xml:space="preserve">BORIS: Наташа, а давай спросим Кирилла. Он молчит весь обед, а это на него совсем не похоже.</w:t>
+      </w:r>
+    </w:p>
+    <w:p>
+      <w:pPr>
+        <w:pStyle w:val="BodyText"/>
+      </w:pPr>
+      <w:r>
+        <w:t xml:space="preserve">KIRILL: Мама, дядя, послушайте, я согласен.</w:t>
+      </w:r>
+    </w:p>
+    <w:p>
+      <w:pPr>
+        <w:pStyle w:val="BodyText"/>
+      </w:pPr>
+      <w:r>
+        <w:t xml:space="preserve">NATALYA: Что? Что ты сейчас сказал?</w:t>
+      </w:r>
+    </w:p>
+    <w:p>
+      <w:pPr>
+        <w:pStyle w:val="BodyText"/>
+      </w:pPr>
+      <w:r>
+        <w:t xml:space="preserve">KIRILL: Я согласен на общие основания, на оклад как у Димы. И чтобы никто не знал.</w:t>
+      </w:r>
+    </w:p>
+    <w:p>
+      <w:pPr>
+        <w:pStyle w:val="BodyText"/>
+      </w:pPr>
+      <w:r>
+        <w:t xml:space="preserve">NATALYA: Кирилл, ты что? Тебе ведь в Лондоне…</w:t>
+      </w:r>
+    </w:p>
+    <w:p>
+      <w:pPr>
+        <w:pStyle w:val="BodyText"/>
+      </w:pPr>
+      <w:r>
+        <w:t xml:space="preserve">KIRILL: В Лондоне меня учили, что скорость — это всё. А в Туле я видел женщину, которая тридцать лет пишет в тетрадь: «Где я сегодня ошиблась?» И её пациентки приводят подруг. Я хочу научиться этому, мама.</w:t>
+      </w:r>
+    </w:p>
+    <w:p>
+      <w:pPr>
+        <w:pStyle w:val="BodyText"/>
+      </w:pPr>
+      <w:r>
+        <w:t xml:space="preserve">BORIS: Тула, Фомина, тетрадь… Алексей, это ты всё подстроил?</w:t>
       </w:r>
     </w:p>
     <w:bookmarkEnd w:id="23"/>
@@ -1471,119 +1471,119 @@
         <w:pStyle w:val="FirstParagraph"/>
       </w:pPr>
       <w:r>
-        <w:t xml:space="preserve">ALEKSEY: Подстроил? Нет. Я предложил ему поехать. Без плана. Как вы позвали меня на дачу. Остальное сделали Фомина и мой отец. Отец сказал ему, что быстрый директор закрыл его завод.</w:t>
-      </w:r>
-    </w:p>
-    <w:p>
-      <w:pPr>
-        <w:pStyle w:val="BodyText"/>
-      </w:pPr>
-      <w:r>
-        <w:t xml:space="preserve">KIRILL: Он сказал, что я быстрый. Как тот директор. Я обиделся. Потом весь день думал.</w:t>
-      </w:r>
-    </w:p>
-    <w:p>
-      <w:pPr>
-        <w:pStyle w:val="BodyText"/>
-      </w:pPr>
-      <w:r>
-        <w:t xml:space="preserve">BORIS: Николай Петрович — правильный мужик. Я хочу с ним познакомиться.</w:t>
-      </w:r>
-    </w:p>
-    <w:p>
-      <w:pPr>
-        <w:pStyle w:val="BodyText"/>
-      </w:pPr>
-      <w:r>
-        <w:t xml:space="preserve">NATALYA: Боря, ты что, согласен? Ты же сказал — «не обсуждается».</w:t>
-      </w:r>
-    </w:p>
-    <w:p>
-      <w:pPr>
-        <w:pStyle w:val="BodyText"/>
-      </w:pPr>
-      <w:r>
-        <w:t xml:space="preserve">BORIS: Сказал. Наташа, ты помнишь Гришу? Моего партнёра в девяносто восьмом?</w:t>
-      </w:r>
-    </w:p>
-    <w:p>
-      <w:pPr>
-        <w:pStyle w:val="BodyText"/>
-      </w:pPr>
-      <w:r>
-        <w:t xml:space="preserve">NATALYA: Помню. Зачем ты сейчас о нём?</w:t>
-      </w:r>
-    </w:p>
-    <w:p>
-      <w:pPr>
-        <w:pStyle w:val="BodyText"/>
-      </w:pPr>
-      <w:r>
-        <w:t xml:space="preserve">BORIS: Гриша за двенадцать лет ни разу не сказал мне «нет». Ни разу. Я ему дал должность для его брата. Без собеседования. Брат первым и уехал с ним на Кипр.</w:t>
-      </w:r>
-    </w:p>
-    <w:p>
-      <w:pPr>
-        <w:pStyle w:val="BodyText"/>
-      </w:pPr>
-      <w:r>
-        <w:t xml:space="preserve">NATALYA: Я не знала.</w:t>
-      </w:r>
-    </w:p>
-    <w:p>
-      <w:pPr>
-        <w:pStyle w:val="BodyText"/>
-      </w:pPr>
-      <w:r>
-        <w:t xml:space="preserve">BORIS: Никто не знал. Кроме Льва. Алексей сегодня сказал мне «нет». При сестре. Без «к сожалению».</w:t>
-      </w:r>
-    </w:p>
-    <w:p>
-      <w:pPr>
-        <w:pStyle w:val="BodyText"/>
-      </w:pPr>
-      <w:r>
-        <w:t xml:space="preserve">LEV: Двадцать лет я ждал, кто скажет Борису «нет» про семью. Я не смог. Он смог.</w:t>
-      </w:r>
-    </w:p>
-    <w:p>
-      <w:pPr>
-        <w:pStyle w:val="BodyText"/>
-      </w:pPr>
-      <w:r>
-        <w:t xml:space="preserve">BORIS: Лев, ты трус. Я тебя за это люблю. Алексей, шестой пункт вычёркиваем.</w:t>
-      </w:r>
-    </w:p>
-    <w:p>
-      <w:pPr>
-        <w:pStyle w:val="BodyText"/>
-      </w:pPr>
-      <w:r>
-        <w:t xml:space="preserve">ALEKSEY: Спасибо, Борис Игоревич.</w:t>
-      </w:r>
-    </w:p>
-    <w:p>
-      <w:pPr>
-        <w:pStyle w:val="BodyText"/>
-      </w:pPr>
-      <w:r>
-        <w:t xml:space="preserve">BORIS: И пишем новый шестой. Кирилл — на общих основаниях. Я о нём не спрашиваю. Если провалится — пусть провалится сам. Если вырастет — пусть сам. Это и будет моя помощь племяннику.</w:t>
-      </w:r>
-    </w:p>
-    <w:p>
-      <w:pPr>
-        <w:pStyle w:val="BodyText"/>
-      </w:pPr>
-      <w:r>
-        <w:t xml:space="preserve">NATALYA: Боря…</w:t>
-      </w:r>
-    </w:p>
-    <w:p>
-      <w:pPr>
-        <w:pStyle w:val="BodyText"/>
-      </w:pPr>
-      <w:r>
-        <w:t xml:space="preserve">BORIS: Наташа, твой сын сегодня сам выбрал. Впервые за два года. Не мешай ему.</w:t>
+        <w:t xml:space="preserve">ALEKSEY: Подстроил? Нет. Я предложил ему поехать без плана, как вы позвали меня на дачу. Остальное сделали Фомина и мой отец. Отец сказал ему, что быстрый директор закрыл его завод, и это сработало лучше любой лекции.</w:t>
+      </w:r>
+    </w:p>
+    <w:p>
+      <w:pPr>
+        <w:pStyle w:val="BodyText"/>
+      </w:pPr>
+      <w:r>
+        <w:t xml:space="preserve">KIRILL: Он сказал, что я быстрый, как тот директор. Я обиделся, а потом весь день думал.</w:t>
+      </w:r>
+    </w:p>
+    <w:p>
+      <w:pPr>
+        <w:pStyle w:val="BodyText"/>
+      </w:pPr>
+      <w:r>
+        <w:t xml:space="preserve">BORIS: Николай Петрович — правильный мужик, и я хочу с ним познакомиться.</w:t>
+      </w:r>
+    </w:p>
+    <w:p>
+      <w:pPr>
+        <w:pStyle w:val="BodyText"/>
+      </w:pPr>
+      <w:r>
+        <w:t xml:space="preserve">NATALYA: Боря, ты что, согласен? Ты же сам сказал — «не обсуждается».</w:t>
+      </w:r>
+    </w:p>
+    <w:p>
+      <w:pPr>
+        <w:pStyle w:val="BodyText"/>
+      </w:pPr>
+      <w:r>
+        <w:t xml:space="preserve">BORIS: Сказал. Наташа, ты помнишь Гришу, моего партнёра в девяносто восьмом?</w:t>
+      </w:r>
+    </w:p>
+    <w:p>
+      <w:pPr>
+        <w:pStyle w:val="BodyText"/>
+      </w:pPr>
+      <w:r>
+        <w:t xml:space="preserve">NATALYA: Помню. Но зачем ты сейчас вспомнил о нём?</w:t>
+      </w:r>
+    </w:p>
+    <w:p>
+      <w:pPr>
+        <w:pStyle w:val="BodyText"/>
+      </w:pPr>
+      <w:r>
+        <w:t xml:space="preserve">BORIS: Гриша за двенадцать лет ни разу не сказал мне «нет», ни разу. Я дал должность его брату, без собеседования. И брат первым уехал с ним на Кипр, вместе с деньгами рабочих.</w:t>
+      </w:r>
+    </w:p>
+    <w:p>
+      <w:pPr>
+        <w:pStyle w:val="BodyText"/>
+      </w:pPr>
+      <w:r>
+        <w:t xml:space="preserve">NATALYA: Я этого не знала, ты никогда не рассказывал.</w:t>
+      </w:r>
+    </w:p>
+    <w:p>
+      <w:pPr>
+        <w:pStyle w:val="BodyText"/>
+      </w:pPr>
+      <w:r>
+        <w:t xml:space="preserve">BORIS: Никто не знал, кроме Льва. А Алексей сегодня сказал мне «нет», при сестре и без «к сожалению».</w:t>
+      </w:r>
+    </w:p>
+    <w:p>
+      <w:pPr>
+        <w:pStyle w:val="BodyText"/>
+      </w:pPr>
+      <w:r>
+        <w:t xml:space="preserve">LEV: Двадцать лет я ждал, кто скажет Борису «нет» про семью. Я не смог, а он смог.</w:t>
+      </w:r>
+    </w:p>
+    <w:p>
+      <w:pPr>
+        <w:pStyle w:val="BodyText"/>
+      </w:pPr>
+      <w:r>
+        <w:t xml:space="preserve">BORIS: Лев, ты трус, и я тебя за это люблю. Алексей, шестой пункт вычёркиваем.</w:t>
+      </w:r>
+    </w:p>
+    <w:p>
+      <w:pPr>
+        <w:pStyle w:val="BodyText"/>
+      </w:pPr>
+      <w:r>
+        <w:t xml:space="preserve">ALEKSEY: Спасибо, Борис Игоревич. Для меня это очень много значит.</w:t>
+      </w:r>
+    </w:p>
+    <w:p>
+      <w:pPr>
+        <w:pStyle w:val="BodyText"/>
+      </w:pPr>
+      <w:r>
+        <w:t xml:space="preserve">BORIS: И пишем новый шестой: Кирилл — на общих основаниях, и я о нём не спрашиваю. Если провалится — пусть провалится сам. Если вырастет — пусть сам. Это и будет моя помощь племяннику, самая честная, какую я могу дать.</w:t>
+      </w:r>
+    </w:p>
+    <w:p>
+      <w:pPr>
+        <w:pStyle w:val="BodyText"/>
+      </w:pPr>
+      <w:r>
+        <w:t xml:space="preserve">NATALYA: Боря… Ты правда так решил?</w:t>
+      </w:r>
+    </w:p>
+    <w:p>
+      <w:pPr>
+        <w:pStyle w:val="BodyText"/>
+      </w:pPr>
+      <w:r>
+        <w:t xml:space="preserve">BORIS: Наташа, твой сын сегодня сам выбрал, впервые за два года. Не мешай ему.</w:t>
       </w:r>
     </w:p>
     <w:p>
@@ -1599,7 +1599,7 @@
         <w:pStyle w:val="BodyText"/>
       </w:pPr>
       <w:r>
-        <w:t xml:space="preserve">KIRILL: Мама, меня там будет учить человек, который продавал лекарства коровам. И старик, который считает коробки руками. Меня не обидят. Меня научат. Это разные вещи. Мне это объяснила Фомина.</w:t>
+        <w:t xml:space="preserve">KIRILL: Мама, меня там будет учить человек, который продавал лекарства коровам, и старик, который считает коробки руками. Меня не обидят, меня научат. Это разные вещи, мне это объяснила Фомина, и я ей верю.</w:t>
       </w:r>
     </w:p>
     <w:p>
@@ -1615,55 +1615,55 @@
         <w:pStyle w:val="BodyText"/>
       </w:pPr>
       <w:r>
-        <w:t xml:space="preserve">ALEKSEY: Борис Игоревич, а остальные пункты? Вето, бюджет, Зуева?</w:t>
-      </w:r>
-    </w:p>
-    <w:p>
-      <w:pPr>
-        <w:pStyle w:val="BodyText"/>
-      </w:pPr>
-      <w:r>
-        <w:t xml:space="preserve">BORIS: Лев передал. Бюджет без вето — правильно. Зуева — правильно. Картонка — правильно. В понедельник — подписываем.</w:t>
-      </w:r>
-    </w:p>
-    <w:p>
-      <w:pPr>
-        <w:pStyle w:val="BodyText"/>
-      </w:pPr>
-      <w:r>
-        <w:t xml:space="preserve">LEV: В понедельник — у нотариуса. Я всё подготовлю. Без двадцати страниц.</w:t>
-      </w:r>
-    </w:p>
-    <w:p>
-      <w:pPr>
-        <w:pStyle w:val="BodyText"/>
-      </w:pPr>
-      <w:r>
-        <w:t xml:space="preserve">ALEKSEY: Борис Игоревич, можно последнее? Почему вы сразу не спросили Кирилла? До условий?</w:t>
-      </w:r>
-    </w:p>
-    <w:p>
-      <w:pPr>
-        <w:pStyle w:val="BodyText"/>
-      </w:pPr>
-      <w:r>
-        <w:t xml:space="preserve">BORIS: Потому что я хотел знать, кто ты. Кирилла я знаю двадцать семь лет. А тебя — три субботы. Теперь знаю. Ты сказал «нет» и в бане, и за столом. Значит, настоящее.</w:t>
-      </w:r>
-    </w:p>
-    <w:p>
-      <w:pPr>
-        <w:pStyle w:val="BodyText"/>
-      </w:pPr>
-      <w:r>
-        <w:t xml:space="preserve">NATALYA: Алексей… Варенье правда бабушкино?</w:t>
-      </w:r>
-    </w:p>
-    <w:p>
-      <w:pPr>
-        <w:pStyle w:val="BodyText"/>
-      </w:pPr>
-      <w:r>
-        <w:t xml:space="preserve">ALEKSEY: Правда. Из Сосновки. Она варит медленно. Ягоды целые. Борис Игоревич заметил.</w:t>
+        <w:t xml:space="preserve">ALEKSEY: Борис Игоревич, а что с остальными пунктами? Вето, бюджет, Зуева?</w:t>
+      </w:r>
+    </w:p>
+    <w:p>
+      <w:pPr>
+        <w:pStyle w:val="BodyText"/>
+      </w:pPr>
+      <w:r>
+        <w:t xml:space="preserve">BORIS: Лев всё передал. Бюджет без вето — правильно, Зуева — правильно, картонка — правильно. В понедельник подписываем.</w:t>
+      </w:r>
+    </w:p>
+    <w:p>
+      <w:pPr>
+        <w:pStyle w:val="BodyText"/>
+      </w:pPr>
+      <w:r>
+        <w:t xml:space="preserve">LEV: В понедельник у нотариуса. Я всё подготовлю, причём без двадцати страниц.</w:t>
+      </w:r>
+    </w:p>
+    <w:p>
+      <w:pPr>
+        <w:pStyle w:val="BodyText"/>
+      </w:pPr>
+      <w:r>
+        <w:t xml:space="preserve">ALEKSEY: Борис Игоревич, можно последний вопрос? Почему вы сразу не спросили Кирилла, ещё до условий?</w:t>
+      </w:r>
+    </w:p>
+    <w:p>
+      <w:pPr>
+        <w:pStyle w:val="BodyText"/>
+      </w:pPr>
+      <w:r>
+        <w:t xml:space="preserve">BORIS: Потому что я хотел знать, кто ты. Кирилла я знаю двадцать семь лет, а тебя всего три субботы. Теперь знаю: ты сказал «нет» и в бане, и за столом. Значит, это настоящее, а не игра.</w:t>
+      </w:r>
+    </w:p>
+    <w:p>
+      <w:pPr>
+        <w:pStyle w:val="BodyText"/>
+      </w:pPr>
+      <w:r>
+        <w:t xml:space="preserve">NATALYA: Алексей… А варенье правда бабушкино?</w:t>
+      </w:r>
+    </w:p>
+    <w:p>
+      <w:pPr>
+        <w:pStyle w:val="BodyText"/>
+      </w:pPr>
+      <w:r>
+        <w:t xml:space="preserve">ALEKSEY: Правда, из Сосновки. Она варит медленно, поэтому ягоды целые. Борис Игоревич это заметил.</w:t>
       </w:r>
     </w:p>
     <w:bookmarkEnd w:id="24"/>
@@ -1681,119 +1681,119 @@
         <w:pStyle w:val="FirstParagraph"/>
       </w:pPr>
       <w:r>
-        <w:t xml:space="preserve">IRINA: Итог. Шестой пункт вычеркнут. Новый шестой — «на общих основаниях». Нотариус — в четыре.</w:t>
-      </w:r>
-    </w:p>
-    <w:p>
-      <w:pPr>
-        <w:pStyle w:val="BodyText"/>
-      </w:pPr>
-      <w:r>
-        <w:t xml:space="preserve">OLGA: Отказ, после которого стало больше людей. Я такого за двадцать лет не видела.</w:t>
-      </w:r>
-    </w:p>
-    <w:p>
-      <w:pPr>
-        <w:pStyle w:val="BodyText"/>
-      </w:pPr>
-      <w:r>
-        <w:t xml:space="preserve">ALEKSEY: Не я. Фомина, отец и тетрадь.</w:t>
-      </w:r>
-    </w:p>
-    <w:p>
-      <w:pPr>
-        <w:pStyle w:val="BodyText"/>
-      </w:pPr>
-      <w:r>
-        <w:t xml:space="preserve">DIMA: Кирилл придёт в десять. Я подготовил ему всё. Курс, тетрадь, маршрут. Первым — к Людмиле Ивановне.</w:t>
-      </w:r>
-    </w:p>
-    <w:p>
-      <w:pPr>
-        <w:pStyle w:val="BodyText"/>
-      </w:pPr>
-      <w:r>
-        <w:t xml:space="preserve">IRINA: Оклад — девяносто. Бонус — как у вас. Никто не знает, чей он. Это в силе?</w:t>
-      </w:r>
-    </w:p>
-    <w:p>
-      <w:pPr>
-        <w:pStyle w:val="BodyText"/>
-      </w:pPr>
-      <w:r>
-        <w:t xml:space="preserve">DIMA: В силе. Для меня он — Кирилл из Лондона. Новенький. Новых не ругают. Новых учат.</w:t>
-      </w:r>
-    </w:p>
-    <w:p>
-      <w:pPr>
-        <w:pStyle w:val="BodyText"/>
-      </w:pPr>
-      <w:r>
-        <w:t xml:space="preserve">OLGA: Это же слова Николая Петровича.</w:t>
-      </w:r>
-    </w:p>
-    <w:p>
-      <w:pPr>
-        <w:pStyle w:val="BodyText"/>
-      </w:pPr>
-      <w:r>
-        <w:t xml:space="preserve">DIMA: Николай Петрович сказал их Кириллу в «Ниве». После того как назвал его быстрым. Извинился.</w:t>
-      </w:r>
-    </w:p>
-    <w:p>
-      <w:pPr>
-        <w:pStyle w:val="BodyText"/>
-      </w:pPr>
-      <w:r>
-        <w:t xml:space="preserve">ALEKSEY: Отец извинился? Он никогда не извиняется.</w:t>
-      </w:r>
-    </w:p>
-    <w:p>
-      <w:pPr>
-        <w:pStyle w:val="BodyText"/>
-      </w:pPr>
-      <w:r>
-        <w:t xml:space="preserve">DIMA: Извинился. Кирилл записал в тетрадь. Первая строка.</w:t>
-      </w:r>
-    </w:p>
-    <w:p>
-      <w:pPr>
-        <w:pStyle w:val="BodyText"/>
-      </w:pPr>
-      <w:r>
-        <w:t xml:space="preserve">IRINA: Алексей, ещё одно. «К сожалению» за всю субботу не прозвучало ни разу?</w:t>
-      </w:r>
-    </w:p>
-    <w:p>
-      <w:pPr>
-        <w:pStyle w:val="BodyText"/>
-      </w:pPr>
-      <w:r>
-        <w:t xml:space="preserve">ALEKSEY: Ни разу. Лев Маркович считал.</w:t>
-      </w:r>
-    </w:p>
-    <w:p>
-      <w:pPr>
-        <w:pStyle w:val="BodyText"/>
-      </w:pPr>
-      <w:r>
-        <w:t xml:space="preserve">OLGA: Вот видите. «К сожалению» нужно только тем, кто не знает, что предложить. Вы знали.</w:t>
-      </w:r>
-    </w:p>
-    <w:p>
-      <w:pPr>
-        <w:pStyle w:val="BodyText"/>
-      </w:pPr>
-      <w:r>
-        <w:t xml:space="preserve">DIMA: Можно я запишу? Правило номер четыре?</w:t>
-      </w:r>
-    </w:p>
-    <w:p>
-      <w:pPr>
-        <w:pStyle w:val="BodyText"/>
-      </w:pPr>
-      <w:r>
-        <w:t xml:space="preserve">ALEKSEY: Пишите. «Отказывай так, чтобы человек ушёл с тем, что можно». Давайте по делу: в четыре — нотариус. И Кирилл — в десять. Дима, он ваш. Не подчинённый. Ученик.</w:t>
+        <w:t xml:space="preserve">IRINA: Итог: шестой пункт вычеркнут, новый шестой — «на общих основаниях». Нотариус в четыре.</w:t>
+      </w:r>
+    </w:p>
+    <w:p>
+      <w:pPr>
+        <w:pStyle w:val="BodyText"/>
+      </w:pPr>
+      <w:r>
+        <w:t xml:space="preserve">OLGA: Отказ, после которого людей стало больше. Я такого за двадцать лет не видела.</w:t>
+      </w:r>
+    </w:p>
+    <w:p>
+      <w:pPr>
+        <w:pStyle w:val="BodyText"/>
+      </w:pPr>
+      <w:r>
+        <w:t xml:space="preserve">ALEKSEY: Это не я, это Фомина, отец и тетрадь.</w:t>
+      </w:r>
+    </w:p>
+    <w:p>
+      <w:pPr>
+        <w:pStyle w:val="BodyText"/>
+      </w:pPr>
+      <w:r>
+        <w:t xml:space="preserve">DIMA: Кирилл придёт в десять. Я подготовил ему всё: курс, тетрадь, маршрут. Первым делом к Людмиле Ивановне.</w:t>
+      </w:r>
+    </w:p>
+    <w:p>
+      <w:pPr>
+        <w:pStyle w:val="BodyText"/>
+      </w:pPr>
+      <w:r>
+        <w:t xml:space="preserve">IRINA: Оклад девяносто, бонус как у вас, и никто не знает, чей он. Это в силе?</w:t>
+      </w:r>
+    </w:p>
+    <w:p>
+      <w:pPr>
+        <w:pStyle w:val="BodyText"/>
+      </w:pPr>
+      <w:r>
+        <w:t xml:space="preserve">DIMA: В силе. Для меня он просто Кирилл из Лондона, новенький. А новых не ругают, новых учат.</w:t>
+      </w:r>
+    </w:p>
+    <w:p>
+      <w:pPr>
+        <w:pStyle w:val="BodyText"/>
+      </w:pPr>
+      <w:r>
+        <w:t xml:space="preserve">OLGA: Но это же слова Николая Петровича, если я не ошибаюсь.</w:t>
+      </w:r>
+    </w:p>
+    <w:p>
+      <w:pPr>
+        <w:pStyle w:val="BodyText"/>
+      </w:pPr>
+      <w:r>
+        <w:t xml:space="preserve">DIMA: Николай Петрович сказал их Кириллу в «Ниве», после того как назвал его быстрым, и извинился.</w:t>
+      </w:r>
+    </w:p>
+    <w:p>
+      <w:pPr>
+        <w:pStyle w:val="BodyText"/>
+      </w:pPr>
+      <w:r>
+        <w:t xml:space="preserve">ALEKSEY: Отец извинился? Он же никогда не извиняется, даже передо мной.</w:t>
+      </w:r>
+    </w:p>
+    <w:p>
+      <w:pPr>
+        <w:pStyle w:val="BodyText"/>
+      </w:pPr>
+      <w:r>
+        <w:t xml:space="preserve">DIMA: Извинился, а Кирилл записал это в тетрадь первой строкой.</w:t>
+      </w:r>
+    </w:p>
+    <w:p>
+      <w:pPr>
+        <w:pStyle w:val="BodyText"/>
+      </w:pPr>
+      <w:r>
+        <w:t xml:space="preserve">IRINA: Алексей, ещё одно. «К сожалению» за всю субботу правда не прозвучало ни разу?</w:t>
+      </w:r>
+    </w:p>
+    <w:p>
+      <w:pPr>
+        <w:pStyle w:val="BodyText"/>
+      </w:pPr>
+      <w:r>
+        <w:t xml:space="preserve">ALEKSEY: Ни разу, Лев Маркович специально считал.</w:t>
+      </w:r>
+    </w:p>
+    <w:p>
+      <w:pPr>
+        <w:pStyle w:val="BodyText"/>
+      </w:pPr>
+      <w:r>
+        <w:t xml:space="preserve">OLGA: Вот видите. «К сожалению» нужно только тем, кто не знает, что предложить, а вы знали.</w:t>
+      </w:r>
+    </w:p>
+    <w:p>
+      <w:pPr>
+        <w:pStyle w:val="BodyText"/>
+      </w:pPr>
+      <w:r>
+        <w:t xml:space="preserve">DIMA: Можно я запишу? Это будет правило номер четыре.</w:t>
+      </w:r>
+    </w:p>
+    <w:p>
+      <w:pPr>
+        <w:pStyle w:val="BodyText"/>
+      </w:pPr>
+      <w:r>
+        <w:t xml:space="preserve">ALEKSEY: Пишите: «Отказывай так, чтобы человек ушёл с тем, что можно». Давайте по делу: в четыре нотариус, а Кирилл в десять. Дима, он ваш, и он не подчинённый, а ученик, как когда-то были вы.</w:t>
       </w:r>
     </w:p>
     <w:p>

--- a/svoyo-delo/대본/3부/12화_Otkaz_plemyanniku.docx
+++ b/svoyo-delo/대본/3부/12화_Otkaz_plemyanniku.docx
@@ -2867,7 +2867,7 @@
         <w:t xml:space="preserve"> </w:t>
       </w:r>
       <w:r>
-        <w:t xml:space="preserve">지인의 부당한 부탁을 거절하면서 공정한 대안을 제시하는 25~30단어 문장 만들기.</w:t>
+        <w:t xml:space="preserve">지인의 부당한 부탁을 거절하면서 공정한 대안을 제시하는 30~50단어 문장 만들기.</w:t>
       </w:r>
     </w:p>
     <w:bookmarkEnd w:id="30"/>
@@ -3393,23 +3393,23 @@
         <w:pStyle w:val="FirstParagraph"/>
       </w:pPr>
       <w:r>
-        <w:t xml:space="preserve">디마: 5시 40분. 키릴, 늦지 않았네요. 안 올 줄 알았어요.</w:t>
-      </w:r>
-    </w:p>
-    <w:p>
-      <w:pPr>
-        <w:pStyle w:val="BodyText"/>
-      </w:pPr>
-      <w:r>
-        <w:t xml:space="preserve">키릴: 안 잤어요. 늦잠 잘까 봐. 여기 커피 있어요?</w:t>
-      </w:r>
-    </w:p>
-    <w:p>
-      <w:pPr>
-        <w:pStyle w:val="BodyText"/>
-      </w:pPr>
-      <w:r>
-        <w:t xml:space="preserve">디마: 열차 안에요. 제 건 역에서 샀어요. 각자 계산.</w:t>
+        <w:t xml:space="preserve">디마: 5시 40분, 키릴, 늦지 않았네요. 솔직히 안 올 줄 알았어요.</w:t>
+      </w:r>
+    </w:p>
+    <w:p>
+      <w:pPr>
+        <w:pStyle w:val="BodyText"/>
+      </w:pPr>
+      <w:r>
+        <w:t xml:space="preserve">키릴: 늦잠 잘까 봐 아예 안 잤어요. 여기 어디 커피 있어요?</w:t>
+      </w:r>
+    </w:p>
+    <w:p>
+      <w:pPr>
+        <w:pStyle w:val="BodyText"/>
+      </w:pPr>
+      <w:r>
+        <w:t xml:space="preserve">디마: 열차 안에 있어요. 제 건 역에서 샀어요, 각자 자기 걸 계산하거든요.</w:t>
       </w:r>
     </w:p>
     <w:p>
@@ -3425,87 +3425,87 @@
         <w:pStyle w:val="BodyText"/>
       </w:pPr>
       <w:r>
-        <w:t xml:space="preserve">디마: 첫 번째 규칙이에요. 알렉세이 니콜라예비치가 첫날 말해 줬어요. 이유는 나중에 설명할게요.</w:t>
-      </w:r>
-    </w:p>
-    <w:p>
-      <w:pPr>
-        <w:pStyle w:val="BodyText"/>
-      </w:pPr>
-      <w:r>
-        <w:t xml:space="preserve">키릴: 툴라엔 클리닉이 몇 곳이에요?</w:t>
-      </w:r>
-    </w:p>
-    <w:p>
-      <w:pPr>
-        <w:pStyle w:val="BodyText"/>
-      </w:pPr>
-      <w:r>
-        <w:t xml:space="preserve">디마: 우리 클리닉은 — 하나. 포미나. 60세, 지역에서 30년. 수료증 8번.</w:t>
-      </w:r>
-    </w:p>
-    <w:p>
-      <w:pPr>
-        <w:pStyle w:val="BodyText"/>
-      </w:pPr>
-      <w:r>
-        <w:t xml:space="preserve">키릴: 클리닉 하나. 클리닉 하나 때문에 — 네 시간을 가요?</w:t>
-      </w:r>
-    </w:p>
-    <w:p>
-      <w:pPr>
-        <w:pStyle w:val="BodyText"/>
-      </w:pPr>
-      <w:r>
-        <w:t xml:space="preserve">디마: 클리닉 하나와 그분 공책 때문에요. 보시게 될 거예요.</w:t>
-      </w:r>
-    </w:p>
-    <w:p>
-      <w:pPr>
-        <w:pStyle w:val="BodyText"/>
-      </w:pPr>
-      <w:r>
-        <w:t xml:space="preserve">키릴: 삼촌 말로는 소 약을 파셨다던데요.</w:t>
-      </w:r>
-    </w:p>
-    <w:p>
-      <w:pPr>
-        <w:pStyle w:val="BodyText"/>
-      </w:pPr>
-      <w:r>
-        <w:t xml:space="preserve">디마: 수의사들한테요. 소는 안 사요. 가끔 결정은 소가 하지만요.</w:t>
-      </w:r>
-    </w:p>
-    <w:p>
-      <w:pPr>
-        <w:pStyle w:val="BodyText"/>
-      </w:pPr>
-      <w:r>
-        <w:t xml:space="preserve">키릴: 무슨 뜻이에요?</w:t>
-      </w:r>
-    </w:p>
-    <w:p>
-      <w:pPr>
-        <w:pStyle w:val="BodyText"/>
-      </w:pPr>
-      <w:r>
-        <w:t xml:space="preserve">디마: 약 먹고 소가 아프면, 수의사는 다시는 안 사요. 누구한테서도. 소가 — 진짜 고객이에요. 협상 자리에서 안 보일 뿐이죠. 여기도 똑같아요. 소 대신 — 환자예요.</w:t>
-      </w:r>
-    </w:p>
-    <w:p>
-      <w:pPr>
-        <w:pStyle w:val="BodyText"/>
-      </w:pPr>
-      <w:r>
-        <w:t xml:space="preserve">키릴: 환자가 — 진짜 고객. 협상 자리에선 안 보인다. 멋지네요. 적어도 돼요?</w:t>
-      </w:r>
-    </w:p>
-    <w:p>
-      <w:pPr>
-        <w:pStyle w:val="BodyText"/>
-      </w:pPr>
-      <w:r>
-        <w:t xml:space="preserve">디마: 적어요. 이 공책 받아요. 첫 장이 비어 있어요. 요즘은 들고 다녀요.</w:t>
+        <w:t xml:space="preserve">디마: 첫 번째 규칙이에요. 알렉세이 니콜라예비치가 첫날 말해 줬는데, 이유는 나중에 설명할게요.</w:t>
+      </w:r>
+    </w:p>
+    <w:p>
+      <w:pPr>
+        <w:pStyle w:val="BodyText"/>
+      </w:pPr>
+      <w:r>
+        <w:t xml:space="preserve">키릴: 툴라엔 우리 클리닉이 몇 곳이에요?</w:t>
+      </w:r>
+    </w:p>
+    <w:p>
+      <w:pPr>
+        <w:pStyle w:val="BodyText"/>
+      </w:pPr>
+      <w:r>
+        <w:t xml:space="preserve">디마: 우리 클리닉은 거기 하나예요, 포미나 선생님. 예순이시고, 그중 30년을 지역에서 일하셨고, 수료증 8번이에요.</w:t>
+      </w:r>
+    </w:p>
+    <w:p>
+      <w:pPr>
+        <w:pStyle w:val="BodyText"/>
+      </w:pPr>
+      <w:r>
+        <w:t xml:space="preserve">키릴: 클리닉 하나요? 클리닉 하나 때문에 네 시간을 가요?</w:t>
+      </w:r>
+    </w:p>
+    <w:p>
+      <w:pPr>
+        <w:pStyle w:val="BodyText"/>
+      </w:pPr>
+      <w:r>
+        <w:t xml:space="preserve">디마: 클리닉 하나와 그분 공책 때문에요. 직접 보시게 될 거예요.</w:t>
+      </w:r>
+    </w:p>
+    <w:p>
+      <w:pPr>
+        <w:pStyle w:val="BodyText"/>
+      </w:pPr>
+      <w:r>
+        <w:t xml:space="preserve">키릴: 삼촌 말로는 전에 소 약을 파셨다던데요.</w:t>
+      </w:r>
+    </w:p>
+    <w:p>
+      <w:pPr>
+        <w:pStyle w:val="BodyText"/>
+      </w:pPr>
+      <w:r>
+        <w:t xml:space="preserve">디마: 소가 아니라 수의사들한테요, 소는 안 사니까요. 물론 가끔 결정은 바로 소가 하지만요.</w:t>
+      </w:r>
+    </w:p>
+    <w:p>
+      <w:pPr>
+        <w:pStyle w:val="BodyText"/>
+      </w:pPr>
+      <w:r>
+        <w:t xml:space="preserve">키릴: 무슨 뜻이에요? 이해가 안 돼요.</w:t>
+      </w:r>
+    </w:p>
+    <w:p>
+      <w:pPr>
+        <w:pStyle w:val="BodyText"/>
+      </w:pPr>
+      <w:r>
+        <w:t xml:space="preserve">디마: 약을 먹고 소가 아프면, 수의사는 다시는 누구한테서도 그 약을 안 사요. 소가 진짜 고객인데, 협상 자리에서 안 보일 뿐이죠. 우리도 똑같아요, 소 대신 환자가 있을 뿐이에요.</w:t>
+      </w:r>
+    </w:p>
+    <w:p>
+      <w:pPr>
+        <w:pStyle w:val="BodyText"/>
+      </w:pPr>
+      <w:r>
+        <w:t xml:space="preserve">키릴: 환자가 진짜 고객. 협상 자리에선 안 보인다. 멋진 말이네요. 적어도 돼요?</w:t>
+      </w:r>
+    </w:p>
+    <w:p>
+      <w:pPr>
+        <w:pStyle w:val="BodyText"/>
+      </w:pPr>
+      <w:r>
+        <w:t xml:space="preserve">디마: 적어요. 이 공책 받아요, 첫 장이 비어 있어요. 요즘은 늘 들고 다녀요.</w:t>
       </w:r>
     </w:p>
     <w:bookmarkEnd w:id="33"/>
@@ -3523,31 +3523,31 @@
         <w:pStyle w:val="FirstParagraph"/>
       </w:pPr>
       <w:r>
-        <w:t xml:space="preserve">니콜라이: 드미트리! 이쪽은 누구냐? 신입이야?</w:t>
-      </w:r>
-    </w:p>
-    <w:p>
-      <w:pPr>
-        <w:pStyle w:val="BodyText"/>
-      </w:pPr>
-      <w:r>
-        <w:t xml:space="preserve">디마: 니콜라이 페트로비치, 키릴이에요. 구경하러 왔어요. 키릴, 알렉세이 니콜라예비치의 아버님이세요.</w:t>
-      </w:r>
-    </w:p>
-    <w:p>
-      <w:pPr>
-        <w:pStyle w:val="BodyText"/>
-      </w:pPr>
-      <w:r>
-        <w:t xml:space="preserve">키릴: 안녕하세요. 반갑습니다. 아버님도 회사에서 일하세요?</w:t>
-      </w:r>
-    </w:p>
-    <w:p>
-      <w:pPr>
-        <w:pStyle w:val="BodyText"/>
-      </w:pPr>
-      <w:r>
-        <w:t xml:space="preserve">니콜라이: 계약직 검수원이야. 한 달에 한 번 창고에서 상자를 세지. 오늘은 — 운전사. 「니바」에 타라.</w:t>
+        <w:t xml:space="preserve">니콜라이: 드미트리! 같이 온 이쪽은 누구냐? 신입이야?</w:t>
+      </w:r>
+    </w:p>
+    <w:p>
+      <w:pPr>
+        <w:pStyle w:val="BodyText"/>
+      </w:pPr>
+      <w:r>
+        <w:t xml:space="preserve">디마: 니콜라이 페트로비치, 키릴이에요, 구경하러 왔어요. 키릴, 알렉세이 니콜라예비치의 아버님이세요.</w:t>
+      </w:r>
+    </w:p>
+    <w:p>
+      <w:pPr>
+        <w:pStyle w:val="BodyText"/>
+      </w:pPr>
+      <w:r>
+        <w:t xml:space="preserve">키릴: 안녕하세요, 정말 반갑습니다. 아버님도 회사에서 일하세요?</w:t>
+      </w:r>
+    </w:p>
+    <w:p>
+      <w:pPr>
+        <w:pStyle w:val="BodyText"/>
+      </w:pPr>
+      <w:r>
+        <w:t xml:space="preserve">니콜라이: 계약직 검수원이야. 한 달에 한 번 창고에서 상자를 세지. 그리고 오늘은 운전사니까, 「니바」에 타라.</w:t>
       </w:r>
     </w:p>
     <w:p>
@@ -3563,199 +3563,199 @@
         <w:pStyle w:val="BodyText"/>
       </w:pPr>
       <w:r>
-        <w:t xml:space="preserve">니콜라이: 스캐너는 번호를 세. 난 상자를 세고. 한번은 스캐너가 없는 상자를 셌어. 상자는 이미 누가 가져갔는데. 번호만 시스템에 남은 거지. 그 뒤로 손으로 만질 수 없는 건 안 믿어.</w:t>
-      </w:r>
-    </w:p>
-    <w:p>
-      <w:pPr>
-        <w:pStyle w:val="BodyText"/>
-      </w:pPr>
-      <w:r>
-        <w:t xml:space="preserve">키릴: 그건 느리잖아요.</w:t>
-      </w:r>
-    </w:p>
-    <w:p>
-      <w:pPr>
-        <w:pStyle w:val="BodyText"/>
-      </w:pPr>
-      <w:r>
-        <w:t xml:space="preserve">니콜라이: 느리지. 내 공장이 왜 문을 닫았는지 아냐? 사장이 빨랐거든. 너처럼.</w:t>
-      </w:r>
-    </w:p>
-    <w:p>
-      <w:pPr>
-        <w:pStyle w:val="BodyText"/>
-      </w:pPr>
-      <w:r>
-        <w:t xml:space="preserve">키릴: 저를 모르시잖아요.</w:t>
-      </w:r>
-    </w:p>
-    <w:p>
-      <w:pPr>
-        <w:pStyle w:val="BodyText"/>
-      </w:pPr>
-      <w:r>
-        <w:t xml:space="preserve">니콜라이: 모르지. 미안하다. 늙은이 버릇이야. 다 왔다. 포미나 클리닉. 난 차에서 기다리마.</w:t>
-      </w:r>
-    </w:p>
-    <w:p>
-      <w:pPr>
-        <w:pStyle w:val="BodyText"/>
-      </w:pPr>
-      <w:r>
-        <w:t xml:space="preserve">포미나: 드미트리, 안녕하세요. 이쪽은 누구예요? 학생?</w:t>
-      </w:r>
-    </w:p>
-    <w:p>
-      <w:pPr>
-        <w:pStyle w:val="BodyText"/>
-      </w:pPr>
-      <w:r>
-        <w:t xml:space="preserve">디마: 거의요. 키릴이에요. 클리닉이 어떻게 돌아가는지 보고 싶대요.</w:t>
-      </w:r>
-    </w:p>
-    <w:p>
-      <w:pPr>
-        <w:pStyle w:val="BodyText"/>
-      </w:pPr>
-      <w:r>
-        <w:t xml:space="preserve">포미나: 보는 건 — 돼요. 조용히만. 오늘 환자 여섯 명. 두 번째는 — 결절 후 경과 확인.</w:t>
-      </w:r>
-    </w:p>
-    <w:p>
-      <w:pPr>
-        <w:pStyle w:val="BodyText"/>
-      </w:pPr>
-      <w:r>
-        <w:t xml:space="preserve">키릴: 결절 후요? 결절이 있었어요?</w:t>
-      </w:r>
-    </w:p>
-    <w:p>
-      <w:pPr>
-        <w:pStyle w:val="BodyText"/>
-      </w:pPr>
-      <w:r>
-        <w:t xml:space="preserve">포미나: 하나. 4월에. 내 실수. 기록돼 있어요. 여기 공책. 40쪽.</w:t>
-      </w:r>
-    </w:p>
-    <w:p>
-      <w:pPr>
-        <w:pStyle w:val="BodyText"/>
-      </w:pPr>
-      <w:r>
-        <w:t xml:space="preserve">키릴: 자기 실수를 적으세요? 공책에? 그리고 보여 주세요?</w:t>
-      </w:r>
-    </w:p>
-    <w:p>
-      <w:pPr>
-        <w:pStyle w:val="BodyText"/>
-      </w:pPr>
-      <w:r>
-        <w:t xml:space="preserve">포미나: 안 그러면 어디서 틀렸는지 어떻게 알아요? 기억은 거짓말해요. 공책은 — 안 해요. 30년 동안 매일 저녁 적어요: 「오늘 나는 어디서 틀렸나?」 답이 「없음」이면 — 제대로 안 본 거예요.</w:t>
-      </w:r>
-    </w:p>
-    <w:p>
-      <w:pPr>
-        <w:pStyle w:val="BodyText"/>
-      </w:pPr>
-      <w:r>
-        <w:t xml:space="preserve">키릴: 안 틀리셨으면요?</w:t>
-      </w:r>
-    </w:p>
-    <w:p>
-      <w:pPr>
-        <w:pStyle w:val="BodyText"/>
-      </w:pPr>
-      <w:r>
-        <w:t xml:space="preserve">포미나: 그런 날은 없어요. 못 알아챈 날이 있을 뿐이죠. 그게 더 나빠요.</w:t>
-      </w:r>
-    </w:p>
-    <w:p>
-      <w:pPr>
-        <w:pStyle w:val="BodyText"/>
-      </w:pPr>
-      <w:r>
-        <w:t xml:space="preserve">디마: 나데즈다 세르게예브나, 키릴이 경과 확인을 봐도 될까요? 환자분이 허락하시면요.</w:t>
-      </w:r>
-    </w:p>
-    <w:p>
-      <w:pPr>
-        <w:pStyle w:val="BodyText"/>
-      </w:pPr>
-      <w:r>
-        <w:t xml:space="preserve">포미나: 물어볼게요. 라리사 미하일로브나가 허락했어요. 구석에 앉아요. 말하지 말고.</w:t>
-      </w:r>
-    </w:p>
-    <w:p>
-      <w:pPr>
-        <w:pStyle w:val="BodyText"/>
-      </w:pPr>
-      <w:r>
-        <w:t xml:space="preserve">키릴: 알겠습니다. 저… 나중에 질문 하나 해도 될까요?</w:t>
-      </w:r>
-    </w:p>
-    <w:p>
-      <w:pPr>
-        <w:pStyle w:val="BodyText"/>
-      </w:pPr>
-      <w:r>
-        <w:t xml:space="preserve">포미나: 나중엔 — 얼마든지.</w:t>
-      </w:r>
-    </w:p>
-    <w:p>
-      <w:pPr>
-        <w:pStyle w:val="BodyText"/>
-      </w:pPr>
-      <w:r>
-        <w:t xml:space="preserve">디마: 키릴, 봤어요? 초음파로 결절 자리를 봤어요. 5분. 그다음 기록했어요. 분 단위로.</w:t>
-      </w:r>
-    </w:p>
-    <w:p>
-      <w:pPr>
-        <w:pStyle w:val="BodyText"/>
-      </w:pPr>
-      <w:r>
-        <w:t xml:space="preserve">키릴: 봤어요. 결절은 없어요. 환자분이 웃으셨어요. 왜 화를 안 내세요? 합병증이 있었잖아요.</w:t>
-      </w:r>
-    </w:p>
-    <w:p>
-      <w:pPr>
-        <w:pStyle w:val="BodyText"/>
-      </w:pPr>
-      <w:r>
-        <w:t xml:space="preserve">포미나: 그날 바로 내가 말했으니까요. 직접. 저녁에 전화했어요. 「라리사 미하일로브나, 결절이 생겼어요. 제 실수예요. 내일 오세요, 고쳐 드릴게요」. 오셨고. 고쳤어요. 그리고 친구를 데려왔어요.</w:t>
-      </w:r>
-    </w:p>
-    <w:p>
-      <w:pPr>
-        <w:pStyle w:val="BodyText"/>
-      </w:pPr>
-      <w:r>
-        <w:t xml:space="preserve">키릴: 친구를 데려왔어요? 합병증 뒤에요?</w:t>
-      </w:r>
-    </w:p>
-    <w:p>
-      <w:pPr>
-        <w:pStyle w:val="BodyText"/>
-      </w:pPr>
-      <w:r>
-        <w:t xml:space="preserve">포미나: 정직함 뒤에요. 다른 거예요, 젊은이. 합병증은 누구에게나 있어요. 정직은 — 누구에게나 있지 않고요.</w:t>
-      </w:r>
-    </w:p>
-    <w:p>
-      <w:pPr>
-        <w:pStyle w:val="BodyText"/>
-      </w:pPr>
-      <w:r>
-        <w:t xml:space="preserve">키릴: 저라면 이렇게 말했을 거예요: 「유감스럽게도, 그런 일이 생기기도 합니다」. 그리고 다음 시술 할인을 제안했겠죠.</w:t>
-      </w:r>
-    </w:p>
-    <w:p>
-      <w:pPr>
-        <w:pStyle w:val="BodyText"/>
-      </w:pPr>
-      <w:r>
-        <w:t xml:space="preserve">포미나: 그거예요. 그래서 여기 온 거예요. 「유감스럽게도」는 뭘 해야 하는지 말하기 싫을 때 쓰는 말이에요. 환자는 뭘 해야 하는지 알아야 해요. 할인은 — 돈으로 하는 사과고요. 환자는 팔리지 않아요.</w:t>
+        <w:t xml:space="preserve">니콜라이: 스캐너는 번호를 세고, 나는 상자를 세. 한번은 스캐너가 없는 상자를 셌어. 상자는 누가 가져갔는데 번호만 시스템에 남은 거지. 그 뒤로 손으로 만질 수 없는 건 하나도 안 믿어.</w:t>
+      </w:r>
+    </w:p>
+    <w:p>
+      <w:pPr>
+        <w:pStyle w:val="BodyText"/>
+      </w:pPr>
+      <w:r>
+        <w:t xml:space="preserve">키릴: 하지만 그건 너무 느리잖아요.</w:t>
+      </w:r>
+    </w:p>
+    <w:p>
+      <w:pPr>
+        <w:pStyle w:val="BodyText"/>
+      </w:pPr>
+      <w:r>
+        <w:t xml:space="preserve">니콜라이: 느리지. 그런데 내 공장이 왜 문을 닫았는지 아냐? 사장이 빨랐거든, 너처럼.</w:t>
+      </w:r>
+    </w:p>
+    <w:p>
+      <w:pPr>
+        <w:pStyle w:val="BodyText"/>
+      </w:pPr>
+      <w:r>
+        <w:t xml:space="preserve">키릴: 죄송하지만, 저를 전혀 모르시잖아요.</w:t>
+      </w:r>
+    </w:p>
+    <w:p>
+      <w:pPr>
+        <w:pStyle w:val="BodyText"/>
+      </w:pPr>
+      <w:r>
+        <w:t xml:space="preserve">니콜라이: 모르지, 네 말이 맞다, 미안하다. 늙은이 버릇이야. 다 왔다, 여기가 포미나 클리닉이고, 난 차에서 기다리마.</w:t>
+      </w:r>
+    </w:p>
+    <w:p>
+      <w:pPr>
+        <w:pStyle w:val="BodyText"/>
+      </w:pPr>
+      <w:r>
+        <w:t xml:space="preserve">포미나: 드미트리, 안녕하세요. 같이 온 분은 누구예요? 학생?</w:t>
+      </w:r>
+    </w:p>
+    <w:p>
+      <w:pPr>
+        <w:pStyle w:val="BodyText"/>
+      </w:pPr>
+      <w:r>
+        <w:t xml:space="preserve">디마: 거의요. 키릴이에요, 클리닉이 어떻게 돌아가는지 보고 싶대요.</w:t>
+      </w:r>
+    </w:p>
+    <w:p>
+      <w:pPr>
+        <w:pStyle w:val="BodyText"/>
+      </w:pPr>
+      <w:r>
+        <w:t xml:space="preserve">포미나: 보는 건 돼요, 조용히만요. 오늘 환자가 여섯 명인데, 두 번째 분은 결절 후 경과 확인이에요.</w:t>
+      </w:r>
+    </w:p>
+    <w:p>
+      <w:pPr>
+        <w:pStyle w:val="BodyText"/>
+      </w:pPr>
+      <w:r>
+        <w:t xml:space="preserve">키릴: 결절 후요? 그럼 여기서도 결절이 있었어요?</w:t>
+      </w:r>
+    </w:p>
+    <w:p>
+      <w:pPr>
+        <w:pStyle w:val="BodyText"/>
+      </w:pPr>
+      <w:r>
+        <w:t xml:space="preserve">포미나: 하나, 4월에요. 그리고 그건 내 실수였어요. 기록돼 있어요. 여기 공책, 40쪽.</w:t>
+      </w:r>
+    </w:p>
+    <w:p>
+      <w:pPr>
+        <w:pStyle w:val="BodyText"/>
+      </w:pPr>
+      <w:r>
+        <w:t xml:space="preserve">키릴: 자기 실수를 공책에 적으세요? 그리고 그걸 남들한테 보여 주시고요?</w:t>
+      </w:r>
+    </w:p>
+    <w:p>
+      <w:pPr>
+        <w:pStyle w:val="BodyText"/>
+      </w:pPr>
+      <w:r>
+        <w:t xml:space="preserve">포미나: 안 그러면 어디서 틀렸는지 어떻게 알아요? 기억은 거짓말하지만 공책은 안 해요. 30년 동안 매일 저녁 적어요: 「오늘 나는 어디서 틀렸나?」 답이 「없음」이면 내가 제대로 안 본 거고, 그럼 그것도 적어요.</w:t>
+      </w:r>
+    </w:p>
+    <w:p>
+      <w:pPr>
+        <w:pStyle w:val="BodyText"/>
+      </w:pPr>
+      <w:r>
+        <w:t xml:space="preserve">키릴: 정말 아무 데서도 안 틀리셨으면요?</w:t>
+      </w:r>
+    </w:p>
+    <w:p>
+      <w:pPr>
+        <w:pStyle w:val="BodyText"/>
+      </w:pPr>
+      <w:r>
+        <w:t xml:space="preserve">포미나: 그런 날은 없어요. 못 알아챈 날이 있을 뿐이고, 그게 훨씬 나빠요.</w:t>
+      </w:r>
+    </w:p>
+    <w:p>
+      <w:pPr>
+        <w:pStyle w:val="BodyText"/>
+      </w:pPr>
+      <w:r>
+        <w:t xml:space="preserve">디마: 나데즈다 세르게예브나, 환자분이 허락하시면 키릴이 경과 확인을 봐도 될까요?</w:t>
+      </w:r>
+    </w:p>
+    <w:p>
+      <w:pPr>
+        <w:pStyle w:val="BodyText"/>
+      </w:pPr>
+      <w:r>
+        <w:t xml:space="preserve">포미나: 지금 물어볼게요. 라리사 미하일로브나가 허락했으니, 구석에 앉고 말은 하지 마요.</w:t>
+      </w:r>
+    </w:p>
+    <w:p>
+      <w:pPr>
+        <w:pStyle w:val="BodyText"/>
+      </w:pPr>
+      <w:r>
+        <w:t xml:space="preserve">키릴: 알겠습니다. 그런데 나중에 질문 하나 해도 될까요?</w:t>
+      </w:r>
+    </w:p>
+    <w:p>
+      <w:pPr>
+        <w:pStyle w:val="BodyText"/>
+      </w:pPr>
+      <w:r>
+        <w:t xml:space="preserve">포미나: 나중엔 질문을 얼마든지 해도 돼요.</w:t>
+      </w:r>
+    </w:p>
+    <w:p>
+      <w:pPr>
+        <w:pStyle w:val="BodyText"/>
+      </w:pPr>
+      <w:r>
+        <w:t xml:space="preserve">디마: 키릴, 봤어요? 초음파로 결절 자리를 5분 동안 보시고, 그다음 분 단위로 전부 기록하셨어요.</w:t>
+      </w:r>
+    </w:p>
+    <w:p>
+      <w:pPr>
+        <w:pStyle w:val="BodyText"/>
+      </w:pPr>
+      <w:r>
+        <w:t xml:space="preserve">키릴: 봤어요. 결절은 없고, 환자분이 웃으셨어요. 그런데 합병증이 있었는데 왜 화를 안 내시죠?</w:t>
+      </w:r>
+    </w:p>
+    <w:p>
+      <w:pPr>
+        <w:pStyle w:val="BodyText"/>
+      </w:pPr>
+      <w:r>
+        <w:t xml:space="preserve">포미나: 그날 바로 내가 직접 말했으니까요. 저녁에 전화했어요. 「라리사 미하일로브나, 결절이 생겼어요. 제 실수예요. 내일 오세요, 고쳐 드릴게요」. 오셨고, 고쳤고, 그다음엔 친구를 데려왔어요.</w:t>
+      </w:r>
+    </w:p>
+    <w:p>
+      <w:pPr>
+        <w:pStyle w:val="BodyText"/>
+      </w:pPr>
+      <w:r>
+        <w:t xml:space="preserve">키릴: 친구를 데려왔어요? 합병증 뒤에요? 어떻게 그럴 수 있죠?</w:t>
+      </w:r>
+    </w:p>
+    <w:p>
+      <w:pPr>
+        <w:pStyle w:val="BodyText"/>
+      </w:pPr>
+      <w:r>
+        <w:t xml:space="preserve">포미나: 정직함 뒤에요. 그건 다른 거예요, 젊은이. 합병증은 누구에게나 있지만, 정직은 누구에게나 있지 않아요.</w:t>
+      </w:r>
+    </w:p>
+    <w:p>
+      <w:pPr>
+        <w:pStyle w:val="BodyText"/>
+      </w:pPr>
+      <w:r>
+        <w:t xml:space="preserve">키릴: 저라면 「유감스럽게도, 그런 일이 생기기도 합니다」라고 했을 거예요. 그리고 다음 시술 할인을 제안했겠죠.</w:t>
+      </w:r>
+    </w:p>
+    <w:p>
+      <w:pPr>
+        <w:pStyle w:val="BodyText"/>
+      </w:pPr>
+      <w:r>
+        <w:t xml:space="preserve">포미나: 그거예요, 그래서 여기 온 거예요. 「유감스럽게도」는 뭘 해야 하는지 말하기 싫을 때 쓰는 말이에요. 그런데 환자는 뭘 해야 하는지 알아야 해요. 할인은 돈으로 하는 사과고요. 환자는 팔리지 않아요, 환자의 신뢰도요.</w:t>
       </w:r>
     </w:p>
     <w:p>
@@ -3771,31 +3771,31 @@
         <w:pStyle w:val="BodyText"/>
       </w:pPr>
       <w:r>
-        <w:t xml:space="preserve">포미나: 적어요. 그리고 오늘 저녁에 적어 봐요: 「오늘 나는 어디서 틀렸나?」 뭐라고 답하는지 봅시다.</w:t>
-      </w:r>
-    </w:p>
-    <w:p>
-      <w:pPr>
-        <w:pStyle w:val="BodyText"/>
-      </w:pPr>
-      <w:r>
-        <w:t xml:space="preserve">디마: 나데즈다 세르게예브나, 감사합니다. 가 봐야 해요. 니콜라이 페트로비치가 기다리세요.</w:t>
-      </w:r>
-    </w:p>
-    <w:p>
-      <w:pPr>
-        <w:pStyle w:val="BodyText"/>
-      </w:pPr>
-      <w:r>
-        <w:t xml:space="preserve">포미나: 알렉세이한테 전해요: 툴라에 교육 대기자가 있어요. 의사 열둘. 오라고 해요.</w:t>
-      </w:r>
-    </w:p>
-    <w:p>
-      <w:pPr>
-        <w:pStyle w:val="BodyText"/>
-      </w:pPr>
-      <w:r>
-        <w:t xml:space="preserve">키릴: 나데즈다 세르게예브나… 감사합니다. 의료가 — 공책인 줄 몰랐어요.</w:t>
+        <w:t xml:space="preserve">포미나: 적어요. 그리고 오늘 저녁엔 이렇게 적어 봐요: 「오늘 나는 어디서 틀렸나?」 뭐라고 답하는지 보죠.</w:t>
+      </w:r>
+    </w:p>
+    <w:p>
+      <w:pPr>
+        <w:pStyle w:val="BodyText"/>
+      </w:pPr>
+      <w:r>
+        <w:t xml:space="preserve">디마: 나데즈다 세르게예브나, 감사합니다. 가 봐야겠어요, 니콜라이 페트로비치가 기다리세요.</w:t>
+      </w:r>
+    </w:p>
+    <w:p>
+      <w:pPr>
+        <w:pStyle w:val="BodyText"/>
+      </w:pPr>
+      <w:r>
+        <w:t xml:space="preserve">포미나: 알렉세이한테 전해요, 툴라에 교육 대기 중인 의사가 열둘이라고. 오라고 해요.</w:t>
+      </w:r>
+    </w:p>
+    <w:p>
+      <w:pPr>
+        <w:pStyle w:val="BodyText"/>
+      </w:pPr>
+      <w:r>
+        <w:t xml:space="preserve">키릴: 나데즈다 세르게예브나… 감사합니다. 의료가 공책이라는 걸 몰랐어요.</w:t>
       </w:r>
     </w:p>
     <w:bookmarkEnd w:id="34"/>
@@ -3813,111 +3813,111 @@
         <w:pStyle w:val="FirstParagraph"/>
       </w:pPr>
       <w:r>
-        <w:t xml:space="preserve">보리스: 앉게. 내 여동생, 나탈리야 이고레브나야. 키릴 엄마. 나타샤, 이쪽은 알렉세이. 잼 가져온 그 사람.</w:t>
-      </w:r>
-    </w:p>
-    <w:p>
-      <w:pPr>
-        <w:pStyle w:val="BodyText"/>
-      </w:pPr>
-      <w:r>
-        <w:t xml:space="preserve">나탈리야: 안녕하세요. 보랴가 얘기했어요. 키릴은 어젯밤 왠지 내내 공책에 뭘 쓰더라고요.</w:t>
-      </w:r>
-    </w:p>
-    <w:p>
-      <w:pPr>
-        <w:pStyle w:val="BodyText"/>
-      </w:pPr>
-      <w:r>
-        <w:t xml:space="preserve">알렉세이: 안녕하세요, 나탈리야 이고레브나. 이거 드리려고요. 두 번째 잼이에요. 할머니가 보내셨어요.</w:t>
-      </w:r>
-    </w:p>
-    <w:p>
-      <w:pPr>
-        <w:pStyle w:val="BodyText"/>
-      </w:pPr>
-      <w:r>
-        <w:t xml:space="preserve">보리스: 두 번째. 그럼 진지한 얘기로군. 레프, 앉아. 들자고. 일 얘기는 — 수프 다음에.</w:t>
-      </w:r>
-    </w:p>
-    <w:p>
-      <w:pPr>
-        <w:pStyle w:val="BodyText"/>
-      </w:pPr>
-      <w:r>
-        <w:t xml:space="preserve">레프: 수프 다음에. 90년대처럼. 보드카만 빼고.</w:t>
-      </w:r>
-    </w:p>
-    <w:p>
-      <w:pPr>
-        <w:pStyle w:val="BodyText"/>
-      </w:pPr>
-      <w:r>
-        <w:t xml:space="preserve">나탈리야: 보랴, 바로 하자. 초조해. 여섯째 항목 — 키릴 얘기. 알렉세이 씨, 받아들이셨어요?</w:t>
-      </w:r>
-    </w:p>
-    <w:p>
-      <w:pPr>
-        <w:pStyle w:val="BodyText"/>
-      </w:pPr>
-      <w:r>
-        <w:t xml:space="preserve">보리스: 나타샤. 수프.</w:t>
-      </w:r>
-    </w:p>
-    <w:p>
-      <w:pPr>
-        <w:pStyle w:val="BodyText"/>
-      </w:pPr>
-      <w:r>
-        <w:t xml:space="preserve">나탈리야: 수프는 기다려도 돼. 난 엄마야.</w:t>
-      </w:r>
-    </w:p>
-    <w:p>
-      <w:pPr>
-        <w:pStyle w:val="BodyText"/>
-      </w:pPr>
-      <w:r>
-        <w:t xml:space="preserve">알렉세이: 나탈리야 이고레브나, 답할게요. 원하시는 대로 바로. 다만 먼저 — 보리스 이고레비치의 한마디. 바냐에서 그러셨어요: 「자네가 ’아니요’라고 하는지 알고 싶다」.</w:t>
-      </w:r>
-    </w:p>
-    <w:p>
-      <w:pPr>
-        <w:pStyle w:val="BodyText"/>
-      </w:pPr>
-      <w:r>
-        <w:t xml:space="preserve">보리스: 했지. 계속해.</w:t>
-      </w:r>
-    </w:p>
-    <w:p>
-      <w:pPr>
-        <w:pStyle w:val="BodyText"/>
-      </w:pPr>
-      <w:r>
-        <w:t xml:space="preserve">알렉세이: 여섯째 항목은 — 아니요. 그 자리도, 30만도 없어요.</w:t>
-      </w:r>
-    </w:p>
-    <w:p>
-      <w:pPr>
-        <w:pStyle w:val="BodyText"/>
-      </w:pPr>
-      <w:r>
-        <w:t xml:space="preserve">나탈리야: 없다고요? 보랴, 들었어?</w:t>
-      </w:r>
-    </w:p>
-    <w:p>
-      <w:pPr>
-        <w:pStyle w:val="BodyText"/>
-      </w:pPr>
-      <w:r>
-        <w:t xml:space="preserve">보리스: 들었어. 계속해, 알렉세이. 아직 안 끝났잖나.</w:t>
-      </w:r>
-    </w:p>
-    <w:p>
-      <w:pPr>
-        <w:pStyle w:val="BodyText"/>
-      </w:pPr>
-      <w:r>
-        <w:t xml:space="preserve">알렉세이: 안 끝났어요. 대신 — 일반 조건이에요. 키릴은 모두처럼 면접을 봐요. 테스트도 — 모두처럼. 센터 교육. 월급과 보너스는 — 디마와 같아요. 그리고 처음 반년은 회사에서 아무도 누구 조카인지 몰라요.</w:t>
+        <w:t xml:space="preserve">보리스: 앉게. 내 여동생 나탈리야 이고레브나, 키릴 엄마야. 나타샤, 이쪽은 알렉세이, 잼 가져온 바로 그 사람.</w:t>
+      </w:r>
+    </w:p>
+    <w:p>
+      <w:pPr>
+        <w:pStyle w:val="BodyText"/>
+      </w:pPr>
+      <w:r>
+        <w:t xml:space="preserve">나탈리야: 안녕하세요. 보랴한테 얘기 들었어요. 그런데 키릴이 어젯밤 왠지 내내 공책에 뭘 쓰더라고요.</w:t>
+      </w:r>
+    </w:p>
+    <w:p>
+      <w:pPr>
+        <w:pStyle w:val="BodyText"/>
+      </w:pPr>
+      <w:r>
+        <w:t xml:space="preserve">알렉세이: 안녕하세요, 나탈리야 이고레브나. 이거 드리려고요, 두 번째 잼인데 할머니가 보내셨어요.</w:t>
+      </w:r>
+    </w:p>
+    <w:p>
+      <w:pPr>
+        <w:pStyle w:val="BodyText"/>
+      </w:pPr>
+      <w:r>
+        <w:t xml:space="preserve">보리스: 두 번째라, 그럼 진지한 얘기로군. 레프, 앉아. 들자고, 일 얘기는 수프 다음에 하지.</w:t>
+      </w:r>
+    </w:p>
+    <w:p>
+      <w:pPr>
+        <w:pStyle w:val="BodyText"/>
+      </w:pPr>
+      <w:r>
+        <w:t xml:space="preserve">레프: 수프 다음에, 90년대처럼. 보드카만 빼고.</w:t>
+      </w:r>
+    </w:p>
+    <w:p>
+      <w:pPr>
+        <w:pStyle w:val="BodyText"/>
+      </w:pPr>
+      <w:r>
+        <w:t xml:space="preserve">나탈리야: 보랴, 바로 하자, 초조해. 여섯째 항목, 키릴 얘기요. 알렉세이 씨, 받아들이셨어요?</w:t>
+      </w:r>
+    </w:p>
+    <w:p>
+      <w:pPr>
+        <w:pStyle w:val="BodyText"/>
+      </w:pPr>
+      <w:r>
+        <w:t xml:space="preserve">보리스: 나타샤, 먼저 수프부터 먹자.</w:t>
+      </w:r>
+    </w:p>
+    <w:p>
+      <w:pPr>
+        <w:pStyle w:val="BodyText"/>
+      </w:pPr>
+      <w:r>
+        <w:t xml:space="preserve">나탈리야: 수프는 기다려도 돼, 그래도 난 엄마야.</w:t>
+      </w:r>
+    </w:p>
+    <w:p>
+      <w:pPr>
+        <w:pStyle w:val="BodyText"/>
+      </w:pPr>
+      <w:r>
+        <w:t xml:space="preserve">알렉세이: 나탈리야 이고레브나, 원하시는 대로 바로 답할게요. 다만 먼저 보리스 이고레비치의 말을 하나 상기시켜 드릴게요. 바냐에서 이러셨어요: 「자네가 ’아니요’라고 할지 알고 싶다」. 오늘 그 질문에 답하겠습니다.</w:t>
+      </w:r>
+    </w:p>
+    <w:p>
+      <w:pPr>
+        <w:pStyle w:val="BodyText"/>
+      </w:pPr>
+      <w:r>
+        <w:t xml:space="preserve">보리스: 했지, 맞아. 계속해.</w:t>
+      </w:r>
+    </w:p>
+    <w:p>
+      <w:pPr>
+        <w:pStyle w:val="BodyText"/>
+      </w:pPr>
+      <w:r>
+        <w:t xml:space="preserve">알렉세이: 여섯째 항목은 아니요예요. 그 자리도, 30만도 없어요.</w:t>
+      </w:r>
+    </w:p>
+    <w:p>
+      <w:pPr>
+        <w:pStyle w:val="BodyText"/>
+      </w:pPr>
+      <w:r>
+        <w:t xml:space="preserve">나탈리야: 없다고요? 보랴, 이 사람 하는 말 들었어?</w:t>
+      </w:r>
+    </w:p>
+    <w:p>
+      <w:pPr>
+        <w:pStyle w:val="BodyText"/>
+      </w:pPr>
+      <w:r>
+        <w:t xml:space="preserve">보리스: 들었어. 계속해, 알렉세이, 아직 안 끝났잖나.</w:t>
+      </w:r>
+    </w:p>
+    <w:p>
+      <w:pPr>
+        <w:pStyle w:val="BodyText"/>
+      </w:pPr>
+      <w:r>
+        <w:t xml:space="preserve">알렉세이: 안 끝났어요. 대신 일반 조건이에요. 키릴은 모두처럼 면접과 테스트를 보고, 센터 교육을 받아요. 월급과 보너스는 디마와 같고요. 그리고 처음 반년은 회사에서 아무도 누구 조카인지 몰라요.</w:t>
       </w:r>
     </w:p>
     <w:p>
@@ -3941,111 +3941,111 @@
         <w:pStyle w:val="BodyText"/>
       </w:pPr>
       <w:r>
-        <w:t xml:space="preserve">나탈리야: 우리 아들은 런던을 나왔어요. 그런데 수의약 영업 사원 자리를 제안하시는 거예요. 모욕적이에요.</w:t>
-      </w:r>
-    </w:p>
-    <w:p>
-      <w:pPr>
-        <w:pStyle w:val="BodyText"/>
-      </w:pPr>
-      <w:r>
-        <w:t xml:space="preserve">레프: 나탈리야, 내가 좀…</w:t>
-      </w:r>
-    </w:p>
-    <w:p>
-      <w:pPr>
-        <w:pStyle w:val="BodyText"/>
-      </w:pPr>
-      <w:r>
-        <w:t xml:space="preserve">나탈리야: 안 돼, 레프. 보랴, 「논의 대상이 아니다」라고 했잖아. 약속했잖아.</w:t>
-      </w:r>
-    </w:p>
-    <w:p>
-      <w:pPr>
-        <w:pStyle w:val="BodyText"/>
-      </w:pPr>
-      <w:r>
-        <w:t xml:space="preserve">보리스: 약속했지. 그런데 약속은 — 대출이야. 어떤 한국 사장이 해 준 말이지. 알렉세이를 통해서.</w:t>
-      </w:r>
-    </w:p>
-    <w:p>
-      <w:pPr>
-        <w:pStyle w:val="BodyText"/>
-      </w:pPr>
-      <w:r>
-        <w:t xml:space="preserve">나탈리야: 한국 사람이 여기서 왜 나와? 난 아들 얘기를 하는 거야!</w:t>
-      </w:r>
-    </w:p>
-    <w:p>
-      <w:pPr>
-        <w:pStyle w:val="BodyText"/>
-      </w:pPr>
-      <w:r>
-        <w:t xml:space="preserve">알렉세이: 나탈리야 이고레브나, 전 「유감스럽게도」라고 말하지 않을게요. 유감이 아니니까요. 키릴에게 제 동생에게 제안할 것과 똑같은 걸 제안하는 거예요. 동생이 있다면요. 삼촌 없이 하는 정직한 출발.</w:t>
-      </w:r>
-    </w:p>
-    <w:p>
-      <w:pPr>
-        <w:pStyle w:val="BodyText"/>
-      </w:pPr>
-      <w:r>
-        <w:t xml:space="preserve">나탈리야: 삼촌 없이? 그럼 삼촌은 왜 있는 거예요?</w:t>
-      </w:r>
-    </w:p>
-    <w:p>
-      <w:pPr>
-        <w:pStyle w:val="BodyText"/>
-      </w:pPr>
-      <w:r>
-        <w:t xml:space="preserve">보리스: 나타샤, 키릴한테 물어보자. 점심 내내 말이 없어. 그 애답지 않아.</w:t>
-      </w:r>
-    </w:p>
-    <w:p>
-      <w:pPr>
-        <w:pStyle w:val="BodyText"/>
-      </w:pPr>
-      <w:r>
-        <w:t xml:space="preserve">키릴: 엄마. 삼촌. 저 동의해요.</w:t>
-      </w:r>
-    </w:p>
-    <w:p>
-      <w:pPr>
-        <w:pStyle w:val="BodyText"/>
-      </w:pPr>
-      <w:r>
-        <w:t xml:space="preserve">나탈리야: 뭐?</w:t>
-      </w:r>
-    </w:p>
-    <w:p>
-      <w:pPr>
-        <w:pStyle w:val="BodyText"/>
-      </w:pPr>
-      <w:r>
-        <w:t xml:space="preserve">키릴: 일반 조건에 동의해요. 디마와 같은 월급에. 그리고 아무도 모르게.</w:t>
-      </w:r>
-    </w:p>
-    <w:p>
-      <w:pPr>
-        <w:pStyle w:val="BodyText"/>
-      </w:pPr>
-      <w:r>
-        <w:t xml:space="preserve">나탈리야: 키릴, 너 왜 그래? 런던에서…</w:t>
-      </w:r>
-    </w:p>
-    <w:p>
-      <w:pPr>
-        <w:pStyle w:val="BodyText"/>
-      </w:pPr>
-      <w:r>
-        <w:t xml:space="preserve">키릴: 런던에선 속도가 전부라고 배웠어요. 툴라에선 30년 동안 공책에 「오늘 나는 어디서 틀렸나?」를 쓰는 분을 봤어요. 그리고 그분 환자들은 친구를 데려와요. 그걸 배우고 싶어요.</w:t>
-      </w:r>
-    </w:p>
-    <w:p>
-      <w:pPr>
-        <w:pStyle w:val="BodyText"/>
-      </w:pPr>
-      <w:r>
-        <w:t xml:space="preserve">보리스: 툴라. 포미나. 공책. 알렉세이, 자네가 꾸민 건가?</w:t>
+        <w:t xml:space="preserve">나탈리야: 우리 아들은 런던을 나왔는데, 수의약 영업 사원 같은 자리를 제안하시는 거예요. 모욕적이에요.</w:t>
+      </w:r>
+    </w:p>
+    <w:p>
+      <w:pPr>
+        <w:pStyle w:val="BodyText"/>
+      </w:pPr>
+      <w:r>
+        <w:t xml:space="preserve">레프: 나탈리야, 내가 좀 말해도…</w:t>
+      </w:r>
+    </w:p>
+    <w:p>
+      <w:pPr>
+        <w:pStyle w:val="BodyText"/>
+      </w:pPr>
+      <w:r>
+        <w:t xml:space="preserve">나탈리야: 안 돼, 레프. 보랴, 「논의 대상이 아니다」라고 했잖아, 약속했잖아.</w:t>
+      </w:r>
+    </w:p>
+    <w:p>
+      <w:pPr>
+        <w:pStyle w:val="BodyText"/>
+      </w:pPr>
+      <w:r>
+        <w:t xml:space="preserve">보리스: 약속했지. 그런데 약속은 대출이야. 어떤 한국 사장이 알렉세이를 통해 해 준 말이지.</w:t>
+      </w:r>
+    </w:p>
+    <w:p>
+      <w:pPr>
+        <w:pStyle w:val="BodyText"/>
+      </w:pPr>
+      <w:r>
+        <w:t xml:space="preserve">나탈리야: 한국 사람이 여기서 왜 나와? 난 내 아들 얘기를 하는 거야!</w:t>
+      </w:r>
+    </w:p>
+    <w:p>
+      <w:pPr>
+        <w:pStyle w:val="BodyText"/>
+      </w:pPr>
+      <w:r>
+        <w:t xml:space="preserve">알렉세이: 나탈리야 이고레브나, 저는 「유감스럽게도」라고 말하지 않을게요. 유감이 아니니까요. 키릴에게 제 동생에게 제안할 것과 똑같은 걸 제안하는 거예요. 동생이 있다면요. 뒤에 삼촌 없이 하는 정직한 출발이요.</w:t>
+      </w:r>
+    </w:p>
+    <w:p>
+      <w:pPr>
+        <w:pStyle w:val="BodyText"/>
+      </w:pPr>
+      <w:r>
+        <w:t xml:space="preserve">나탈리야: 삼촌 없이요? 그럼 삼촌은 대체 왜 있는 거예요?</w:t>
+      </w:r>
+    </w:p>
+    <w:p>
+      <w:pPr>
+        <w:pStyle w:val="BodyText"/>
+      </w:pPr>
+      <w:r>
+        <w:t xml:space="preserve">보리스: 나타샤, 키릴한테 물어보자. 점심 내내 말이 없는데, 그 애답지 않아.</w:t>
+      </w:r>
+    </w:p>
+    <w:p>
+      <w:pPr>
+        <w:pStyle w:val="BodyText"/>
+      </w:pPr>
+      <w:r>
+        <w:t xml:space="preserve">키릴: 엄마, 삼촌, 들어 보세요. 저 동의해요.</w:t>
+      </w:r>
+    </w:p>
+    <w:p>
+      <w:pPr>
+        <w:pStyle w:val="BodyText"/>
+      </w:pPr>
+      <w:r>
+        <w:t xml:space="preserve">나탈리야: 뭐? 너 방금 뭐라고 했어?</w:t>
+      </w:r>
+    </w:p>
+    <w:p>
+      <w:pPr>
+        <w:pStyle w:val="BodyText"/>
+      </w:pPr>
+      <w:r>
+        <w:t xml:space="preserve">키릴: 일반 조건에, 디마와 같은 월급에 동의해요. 그리고 아무도 모르게요.</w:t>
+      </w:r>
+    </w:p>
+    <w:p>
+      <w:pPr>
+        <w:pStyle w:val="BodyText"/>
+      </w:pPr>
+      <w:r>
+        <w:t xml:space="preserve">나탈리야: 키릴, 너 왜 그래? 런던에서 너는…</w:t>
+      </w:r>
+    </w:p>
+    <w:p>
+      <w:pPr>
+        <w:pStyle w:val="BodyText"/>
+      </w:pPr>
+      <w:r>
+        <w:t xml:space="preserve">키릴: 런던에선 속도가 전부라고 배웠어요. 그런데 툴라에선 30년 동안 공책에 「오늘 나는 어디서 틀렸나?」를 쓰는 분을 봤어요. 그분 환자들은 친구를 데려와요. 저는 그걸 배우고 싶어요, 엄마.</w:t>
+      </w:r>
+    </w:p>
+    <w:p>
+      <w:pPr>
+        <w:pStyle w:val="BodyText"/>
+      </w:pPr>
+      <w:r>
+        <w:t xml:space="preserve">보리스: 툴라, 포미나, 공책… 알렉세이, 이거 다 자네가 꾸민 건가?</w:t>
       </w:r>
     </w:p>
     <w:bookmarkEnd w:id="35"/>
@@ -4063,119 +4063,119 @@
         <w:pStyle w:val="FirstParagraph"/>
       </w:pPr>
       <w:r>
-        <w:t xml:space="preserve">알렉세이: 꾸몄냐고요? 아니요. 가 보라고 제안했을 뿐이에요. 계획 없이. 선생님이 저를 다차에 부르셨을 때처럼. 나머진 포미나와 저희 아버지가 했어요. 아버지가 빠른 사장이 공장을 닫았다고 말해 줬대요.</w:t>
-      </w:r>
-    </w:p>
-    <w:p>
-      <w:pPr>
-        <w:pStyle w:val="BodyText"/>
-      </w:pPr>
-      <w:r>
-        <w:t xml:space="preserve">키릴: 저더러 빠르다고 하셨어요. 그 사장처럼. 서운했어요. 그리고 하루 종일 생각했어요.</w:t>
-      </w:r>
-    </w:p>
-    <w:p>
-      <w:pPr>
-        <w:pStyle w:val="BodyText"/>
-      </w:pPr>
-      <w:r>
-        <w:t xml:space="preserve">보리스: 니콜라이 페트로비치 — 제대로 된 사람이군. 만나 보고 싶어.</w:t>
-      </w:r>
-    </w:p>
-    <w:p>
-      <w:pPr>
-        <w:pStyle w:val="BodyText"/>
-      </w:pPr>
-      <w:r>
-        <w:t xml:space="preserve">나탈리야: 보랴, 동의하는 거야? 「논의 대상이 아니다」라고 했잖아.</w:t>
-      </w:r>
-    </w:p>
-    <w:p>
-      <w:pPr>
-        <w:pStyle w:val="BodyText"/>
-      </w:pPr>
-      <w:r>
-        <w:t xml:space="preserve">보리스: 했지. 나타샤, 그리샤 기억해? 98년 내 파트너?</w:t>
-      </w:r>
-    </w:p>
-    <w:p>
-      <w:pPr>
-        <w:pStyle w:val="BodyText"/>
-      </w:pPr>
-      <w:r>
-        <w:t xml:space="preserve">나탈리야: 기억해. 왜 지금 그 사람 얘기를 해?</w:t>
-      </w:r>
-    </w:p>
-    <w:p>
-      <w:pPr>
-        <w:pStyle w:val="BodyText"/>
-      </w:pPr>
-      <w:r>
-        <w:t xml:space="preserve">보리스: 그리샤는 12년 동안 나한테 한 번도 「아니」라고 안 했어. 한 번도. 내가 그 사람 동생한테 자리를 줬지. 면접 없이. 그 동생이 제일 먼저 그와 키프로스로 떠났어.</w:t>
-      </w:r>
-    </w:p>
-    <w:p>
-      <w:pPr>
-        <w:pStyle w:val="BodyText"/>
-      </w:pPr>
-      <w:r>
-        <w:t xml:space="preserve">나탈리야: 몰랐어.</w:t>
-      </w:r>
-    </w:p>
-    <w:p>
-      <w:pPr>
-        <w:pStyle w:val="BodyText"/>
-      </w:pPr>
-      <w:r>
-        <w:t xml:space="preserve">보리스: 아무도 몰랐어. 레프 말고는. 알렉세이가 오늘 나한테 「아니요」라고 했어. 여동생 앞에서. 「유감스럽게도」 없이.</w:t>
-      </w:r>
-    </w:p>
-    <w:p>
-      <w:pPr>
-        <w:pStyle w:val="BodyText"/>
-      </w:pPr>
-      <w:r>
-        <w:t xml:space="preserve">레프: 20년 동안 누가 보리스에게 가족 일로 「아니」라고 할까 기다렸어요. 난 못 했어요. 이 사람은 했네요.</w:t>
-      </w:r>
-    </w:p>
-    <w:p>
-      <w:pPr>
-        <w:pStyle w:val="BodyText"/>
-      </w:pPr>
-      <w:r>
-        <w:t xml:space="preserve">보리스: 레프, 넌 겁쟁이야. 그래서 널 좋아해. 알렉세이, 여섯째 항목은 지우지.</w:t>
-      </w:r>
-    </w:p>
-    <w:p>
-      <w:pPr>
-        <w:pStyle w:val="BodyText"/>
-      </w:pPr>
-      <w:r>
-        <w:t xml:space="preserve">알렉세이: 감사합니다, 보리스 이고레비치.</w:t>
-      </w:r>
-    </w:p>
-    <w:p>
-      <w:pPr>
-        <w:pStyle w:val="BodyText"/>
-      </w:pPr>
-      <w:r>
-        <w:t xml:space="preserve">보리스: 그리고 새 여섯째를 쓰지. 키릴은 — 일반 조건으로. 난 그 애에 대해 묻지 않아. 실패하면 — 스스로 실패하라고. 크면 — 스스로 크라고. 그게 조카에 대한 내 도움이야.</w:t>
-      </w:r>
-    </w:p>
-    <w:p>
-      <w:pPr>
-        <w:pStyle w:val="BodyText"/>
-      </w:pPr>
-      <w:r>
-        <w:t xml:space="preserve">나탈리야: 보랴…</w:t>
-      </w:r>
-    </w:p>
-    <w:p>
-      <w:pPr>
-        <w:pStyle w:val="BodyText"/>
-      </w:pPr>
-      <w:r>
-        <w:t xml:space="preserve">보리스: 나타샤, 네 아들이 오늘 스스로 골랐어. 2년 만에 처음으로. 방해하지 마.</w:t>
+        <w:t xml:space="preserve">알렉세이: 꾸몄냐고요? 아니요. 선생님이 저를 다차에 부르셨을 때처럼, 계획 없이 가 보라고 제안했을 뿐이에요. 나머진 포미나와 저희 아버지가 했어요. 아버지가 빠른 사장이 공장을 닫았다고 말해 줬는데, 그게 어떤 강의보다 효과가 있었죠.</w:t>
+      </w:r>
+    </w:p>
+    <w:p>
+      <w:pPr>
+        <w:pStyle w:val="BodyText"/>
+      </w:pPr>
+      <w:r>
+        <w:t xml:space="preserve">키릴: 저더러 그 사장처럼 빠르다고 하셨어요. 서운했는데, 그 뒤로 하루 종일 생각했어요.</w:t>
+      </w:r>
+    </w:p>
+    <w:p>
+      <w:pPr>
+        <w:pStyle w:val="BodyText"/>
+      </w:pPr>
+      <w:r>
+        <w:t xml:space="preserve">보리스: 니콜라이 페트로비치는 제대로 된 사람이군. 만나 보고 싶어.</w:t>
+      </w:r>
+    </w:p>
+    <w:p>
+      <w:pPr>
+        <w:pStyle w:val="BodyText"/>
+      </w:pPr>
+      <w:r>
+        <w:t xml:space="preserve">나탈리야: 보랴, 동의하는 거야? 「논의 대상이 아니다」라고 직접 말했잖아.</w:t>
+      </w:r>
+    </w:p>
+    <w:p>
+      <w:pPr>
+        <w:pStyle w:val="BodyText"/>
+      </w:pPr>
+      <w:r>
+        <w:t xml:space="preserve">보리스: 했지. 나타샤, 98년 내 파트너 그리샤 기억해?</w:t>
+      </w:r>
+    </w:p>
+    <w:p>
+      <w:pPr>
+        <w:pStyle w:val="BodyText"/>
+      </w:pPr>
+      <w:r>
+        <w:t xml:space="preserve">나탈리야: 기억해. 그런데 왜 지금 그 사람 얘기를 해?</w:t>
+      </w:r>
+    </w:p>
+    <w:p>
+      <w:pPr>
+        <w:pStyle w:val="BodyText"/>
+      </w:pPr>
+      <w:r>
+        <w:t xml:space="preserve">보리스: 그리샤는 12년 동안 나한테 한 번도 「아니」라고 안 했어, 단 한 번도. 내가 그 사람 동생한테 면접 없이 자리를 줬지. 그리고 그 동생이 제일 먼저 노동자들 돈을 들고 그와 키프로스로 떠났어.</w:t>
+      </w:r>
+    </w:p>
+    <w:p>
+      <w:pPr>
+        <w:pStyle w:val="BodyText"/>
+      </w:pPr>
+      <w:r>
+        <w:t xml:space="preserve">나탈리야: 몰랐어, 한 번도 얘기 안 했잖아.</w:t>
+      </w:r>
+    </w:p>
+    <w:p>
+      <w:pPr>
+        <w:pStyle w:val="BodyText"/>
+      </w:pPr>
+      <w:r>
+        <w:t xml:space="preserve">보리스: 레프 말고는 아무도 몰랐어. 그런데 알렉세이가 오늘 여동생 앞에서, 「유감스럽게도」 없이 나한테 「아니요」라고 했어.</w:t>
+      </w:r>
+    </w:p>
+    <w:p>
+      <w:pPr>
+        <w:pStyle w:val="BodyText"/>
+      </w:pPr>
+      <w:r>
+        <w:t xml:space="preserve">레프: 20년 동안 누가 보리스에게 가족 일로 「아니」라고 할까 기다렸어요. 난 못 했는데, 이 사람은 했네요.</w:t>
+      </w:r>
+    </w:p>
+    <w:p>
+      <w:pPr>
+        <w:pStyle w:val="BodyText"/>
+      </w:pPr>
+      <w:r>
+        <w:t xml:space="preserve">보리스: 레프, 넌 겁쟁이야, 그래서 널 좋아해. 알렉세이, 여섯째 항목은 지우지.</w:t>
+      </w:r>
+    </w:p>
+    <w:p>
+      <w:pPr>
+        <w:pStyle w:val="BodyText"/>
+      </w:pPr>
+      <w:r>
+        <w:t xml:space="preserve">알렉세이: 감사합니다, 보리스 이고레비치. 저한테 아주 큰 의미예요.</w:t>
+      </w:r>
+    </w:p>
+    <w:p>
+      <w:pPr>
+        <w:pStyle w:val="BodyText"/>
+      </w:pPr>
+      <w:r>
+        <w:t xml:space="preserve">보리스: 그리고 새 여섯째를 쓰지. 키릴은 일반 조건으로, 그리고 난 그 애에 대해 묻지 않아. 실패하면 스스로 실패하고, 크면 스스로 크라고. 그게 내가 조카에게 줄 수 있는 가장 정직한 도움이야.</w:t>
+      </w:r>
+    </w:p>
+    <w:p>
+      <w:pPr>
+        <w:pStyle w:val="BodyText"/>
+      </w:pPr>
+      <w:r>
+        <w:t xml:space="preserve">나탈리야: 보랴… 정말 그렇게 정한 거야?</w:t>
+      </w:r>
+    </w:p>
+    <w:p>
+      <w:pPr>
+        <w:pStyle w:val="BodyText"/>
+      </w:pPr>
+      <w:r>
+        <w:t xml:space="preserve">보리스: 나타샤, 네 아들이 오늘 2년 만에 처음으로 스스로 골랐어. 방해하지 마.</w:t>
       </w:r>
     </w:p>
     <w:p>
@@ -4191,7 +4191,7 @@
         <w:pStyle w:val="BodyText"/>
       </w:pPr>
       <w:r>
-        <w:t xml:space="preserve">키릴: 엄마, 거기서 절 가르칠 사람은 소 약을 팔던 사람이에요. 그리고 상자를 손으로 세는 할아버지고요. 서운하게 하지 않아요. 가르치죠. 다른 거예요. 포미나 선생님이 설명해 줬어요.</w:t>
+        <w:t xml:space="preserve">키릴: 엄마, 거기서 절 가르칠 사람은 소 약을 팔던 사람이랑 상자를 손으로 세는 할아버지예요. 서운하게 하지 않아요, 가르치죠. 그건 다른 거라고 포미나 선생님이 설명해 줬고, 저는 그분을 믿어요.</w:t>
       </w:r>
     </w:p>
     <w:p>
@@ -4207,39 +4207,39 @@
         <w:pStyle w:val="BodyText"/>
       </w:pPr>
       <w:r>
-        <w:t xml:space="preserve">알렉세이: 보리스 이고레비치, 나머지 항목은요? 거부권, 예산, 주예바?</w:t>
-      </w:r>
-    </w:p>
-    <w:p>
-      <w:pPr>
-        <w:pStyle w:val="BodyText"/>
-      </w:pPr>
-      <w:r>
-        <w:t xml:space="preserve">보리스: 레프가 전했어. 거부권 없는 예산 — 옳아. 주예바 — 옳아. 판지 — 옳아. 월요일에 — 서명하지.</w:t>
-      </w:r>
-    </w:p>
-    <w:p>
-      <w:pPr>
-        <w:pStyle w:val="BodyText"/>
-      </w:pPr>
-      <w:r>
-        <w:t xml:space="preserve">레프: 월요일에 — 공증인 앞에서. 내가 다 준비할게요. 스무 장 없이.</w:t>
-      </w:r>
-    </w:p>
-    <w:p>
-      <w:pPr>
-        <w:pStyle w:val="BodyText"/>
-      </w:pPr>
-      <w:r>
-        <w:t xml:space="preserve">알렉세이: 보리스 이고레비치, 마지막으로 하나만요. 왜 처음부터 키릴에게 묻지 않으셨어요? 조건 전에요?</w:t>
-      </w:r>
-    </w:p>
-    <w:p>
-      <w:pPr>
-        <w:pStyle w:val="BodyText"/>
-      </w:pPr>
-      <w:r>
-        <w:t xml:space="preserve">보리스: 자네가 누군지 알고 싶었으니까. 키릴은 27년을 알았지. 자넨 — 토요일 세 번. 이제 알아. 자넨 바냐에서도, 식탁에서도 「아니요」라고 했어. 그러니 진짜야.</w:t>
+        <w:t xml:space="preserve">알렉세이: 보리스 이고레비치, 나머지 항목은요? 거부권, 예산, 주예바는요?</w:t>
+      </w:r>
+    </w:p>
+    <w:p>
+      <w:pPr>
+        <w:pStyle w:val="BodyText"/>
+      </w:pPr>
+      <w:r>
+        <w:t xml:space="preserve">보리스: 레프가 다 전했어. 거부권 없는 예산 — 옳아, 주예바 — 옳아, 판지 — 옳아. 월요일에 서명하지.</w:t>
+      </w:r>
+    </w:p>
+    <w:p>
+      <w:pPr>
+        <w:pStyle w:val="BodyText"/>
+      </w:pPr>
+      <w:r>
+        <w:t xml:space="preserve">레프: 월요일에 공증인 앞에서요. 내가 다 준비할게요, 그것도 스무 장 없이.</w:t>
+      </w:r>
+    </w:p>
+    <w:p>
+      <w:pPr>
+        <w:pStyle w:val="BodyText"/>
+      </w:pPr>
+      <w:r>
+        <w:t xml:space="preserve">알렉세이: 보리스 이고레비치, 마지막으로 하나만요. 왜 조건을 말하기 전에 처음부터 키릴에게 묻지 않으셨어요?</w:t>
+      </w:r>
+    </w:p>
+    <w:p>
+      <w:pPr>
+        <w:pStyle w:val="BodyText"/>
+      </w:pPr>
+      <w:r>
+        <w:t xml:space="preserve">보리스: 자네가 누군지 알고 싶었으니까. 키릴은 27년을 알았지만, 자넨 겨우 토요일 세 번이야. 이제 알아. 자넨 바냐에서도, 식탁에서도 「아니요」라고 했어. 그러니 진짜지, 연기가 아니야.</w:t>
       </w:r>
     </w:p>
     <w:p>
@@ -4255,7 +4255,7 @@
         <w:pStyle w:val="BodyText"/>
       </w:pPr>
       <w:r>
-        <w:t xml:space="preserve">알렉세이: 정말이에요. 소스노프카에서. 천천히 끓이세요. 열매가 온전해요. 보리스 이고레비치가 알아보셨어요.</w:t>
+        <w:t xml:space="preserve">알렉세이: 정말이에요, 소스놉카에서요. 천천히 끓이셔서 열매가 온전해요. 보리스 이고레비치가 그걸 알아보셨어요.</w:t>
       </w:r>
     </w:p>
     <w:bookmarkEnd w:id="36"/>
@@ -4273,7 +4273,7 @@
         <w:pStyle w:val="FirstParagraph"/>
       </w:pPr>
       <w:r>
-        <w:t xml:space="preserve">이리나: 결과. 여섯째 항목 삭제. 새 여섯째 — 「일반 조건으로」. 공증인 — 4시.</w:t>
+        <w:t xml:space="preserve">이리나: 결과예요. 여섯째 항목은 삭제, 새 여섯째는 「일반 조건으로」. 공증인은 4시예요.</w:t>
       </w:r>
     </w:p>
     <w:p>
@@ -4297,95 +4297,95 @@
         <w:pStyle w:val="BodyText"/>
       </w:pPr>
       <w:r>
-        <w:t xml:space="preserve">디마: 키릴은 10시에 와요. 다 준비해 뒀어요. 교육, 공책, 동선. 첫 방문은 — 류드밀라 이바노브나.</w:t>
-      </w:r>
-    </w:p>
-    <w:p>
-      <w:pPr>
-        <w:pStyle w:val="BodyText"/>
-      </w:pPr>
-      <w:r>
-        <w:t xml:space="preserve">이리나: 월급 — 9만. 보너스 — 당신과 같게. 누구 조카인지는 아무도 몰라요. 유효하죠?</w:t>
-      </w:r>
-    </w:p>
-    <w:p>
-      <w:pPr>
-        <w:pStyle w:val="BodyText"/>
-      </w:pPr>
-      <w:r>
-        <w:t xml:space="preserve">디마: 유효해요. 저한텐 그냥 런던에서 온 키릴이에요. 신입. 신입은 혼내지 않아요. 가르치죠.</w:t>
-      </w:r>
-    </w:p>
-    <w:p>
-      <w:pPr>
-        <w:pStyle w:val="BodyText"/>
-      </w:pPr>
-      <w:r>
-        <w:t xml:space="preserve">올가: 그건 니콜라이 페트로비치 말이잖아요.</w:t>
-      </w:r>
-    </w:p>
-    <w:p>
-      <w:pPr>
-        <w:pStyle w:val="BodyText"/>
-      </w:pPr>
-      <w:r>
-        <w:t xml:space="preserve">디마: 니콜라이 페트로비치가 「니바」에서 키릴한테 하신 말이에요. 빠르다고 하신 다음에. 사과하셨어요.</w:t>
-      </w:r>
-    </w:p>
-    <w:p>
-      <w:pPr>
-        <w:pStyle w:val="BodyText"/>
-      </w:pPr>
-      <w:r>
-        <w:t xml:space="preserve">알렉세이: 아버지가 사과를요? 아버진 절대 사과 안 하시는데.</w:t>
-      </w:r>
-    </w:p>
-    <w:p>
-      <w:pPr>
-        <w:pStyle w:val="BodyText"/>
-      </w:pPr>
-      <w:r>
-        <w:t xml:space="preserve">디마: 하셨어요. 키릴이 공책에 적었어요. 첫 줄에.</w:t>
-      </w:r>
-    </w:p>
-    <w:p>
-      <w:pPr>
-        <w:pStyle w:val="BodyText"/>
-      </w:pPr>
-      <w:r>
-        <w:t xml:space="preserve">이리나: 알렉세이, 하나 더. 토요일 내내 「유감스럽게도」가 한 번도 안 나왔어요?</w:t>
-      </w:r>
-    </w:p>
-    <w:p>
-      <w:pPr>
-        <w:pStyle w:val="BodyText"/>
-      </w:pPr>
-      <w:r>
-        <w:t xml:space="preserve">알렉세이: 한 번도요. 레프 마르코비치가 셌어요.</w:t>
-      </w:r>
-    </w:p>
-    <w:p>
-      <w:pPr>
-        <w:pStyle w:val="BodyText"/>
-      </w:pPr>
-      <w:r>
-        <w:t xml:space="preserve">올가: 봐요. 「유감스럽게도」는 뭘 제안할지 모르는 사람한테만 필요해요. 당신은 알았죠.</w:t>
-      </w:r>
-    </w:p>
-    <w:p>
-      <w:pPr>
-        <w:pStyle w:val="BodyText"/>
-      </w:pPr>
-      <w:r>
-        <w:t xml:space="preserve">디마: 적어도 될까요? 규칙 4번이요?</w:t>
-      </w:r>
-    </w:p>
-    <w:p>
-      <w:pPr>
-        <w:pStyle w:val="BodyText"/>
-      </w:pPr>
-      <w:r>
-        <w:t xml:space="preserve">알렉세이: 적어요. 「상대가 가능한 것을 들고 떠나게 거절하라」. 본론으로 갑시다: 4시엔 — 공증인. 키릴은 — 10시. 디마, 그 사람은 당신 몫이에요. 부하가 아니라. 제자예요.</w:t>
+        <w:t xml:space="preserve">디마: 키릴은 10시에 와요. 교육, 공책, 동선까지 다 준비해 뒀어요. 첫 방문은 류드밀라 이바노브나예요.</w:t>
+      </w:r>
+    </w:p>
+    <w:p>
+      <w:pPr>
+        <w:pStyle w:val="BodyText"/>
+      </w:pPr>
+      <w:r>
+        <w:t xml:space="preserve">이리나: 월급 9만, 보너스는 당신과 같게, 누구 조카인지는 아무도 몰라요. 이대로 유효하죠?</w:t>
+      </w:r>
+    </w:p>
+    <w:p>
+      <w:pPr>
+        <w:pStyle w:val="BodyText"/>
+      </w:pPr>
+      <w:r>
+        <w:t xml:space="preserve">디마: 유효해요. 저한텐 그냥 런던에서 온 신입 키릴이에요. 신입은 혼내지 않아요, 가르치죠.</w:t>
+      </w:r>
+    </w:p>
+    <w:p>
+      <w:pPr>
+        <w:pStyle w:val="BodyText"/>
+      </w:pPr>
+      <w:r>
+        <w:t xml:space="preserve">올가: 내가 틀리지 않았다면, 그건 니콜라이 페트로비치 말이잖아요.</w:t>
+      </w:r>
+    </w:p>
+    <w:p>
+      <w:pPr>
+        <w:pStyle w:val="BodyText"/>
+      </w:pPr>
+      <w:r>
+        <w:t xml:space="preserve">디마: 니콜라이 페트로비치가 「니바」에서 키릴더러 빠르다고 하신 다음에, 그 말을 하시고 사과하셨어요.</w:t>
+      </w:r>
+    </w:p>
+    <w:p>
+      <w:pPr>
+        <w:pStyle w:val="BodyText"/>
+      </w:pPr>
+      <w:r>
+        <w:t xml:space="preserve">알렉세이: 아버지가 사과를요? 아버진 저한테도 절대 사과 안 하시는데.</w:t>
+      </w:r>
+    </w:p>
+    <w:p>
+      <w:pPr>
+        <w:pStyle w:val="BodyText"/>
+      </w:pPr>
+      <w:r>
+        <w:t xml:space="preserve">디마: 하셨어요. 그리고 키릴이 그걸 공책 첫 줄에 적었어요.</w:t>
+      </w:r>
+    </w:p>
+    <w:p>
+      <w:pPr>
+        <w:pStyle w:val="BodyText"/>
+      </w:pPr>
+      <w:r>
+        <w:t xml:space="preserve">이리나: 알렉세이, 하나 더요. 토요일 내내 정말 「유감스럽게도」가 한 번도 안 나왔어요?</w:t>
+      </w:r>
+    </w:p>
+    <w:p>
+      <w:pPr>
+        <w:pStyle w:val="BodyText"/>
+      </w:pPr>
+      <w:r>
+        <w:t xml:space="preserve">알렉세이: 한 번도요. 레프 마르코비치가 일부러 셌어요.</w:t>
+      </w:r>
+    </w:p>
+    <w:p>
+      <w:pPr>
+        <w:pStyle w:val="BodyText"/>
+      </w:pPr>
+      <w:r>
+        <w:t xml:space="preserve">올가: 봐요. 「유감스럽게도」는 뭘 제안할지 모르는 사람한테만 필요해요. 그런데 당신은 알았죠.</w:t>
+      </w:r>
+    </w:p>
+    <w:p>
+      <w:pPr>
+        <w:pStyle w:val="BodyText"/>
+      </w:pPr>
+      <w:r>
+        <w:t xml:space="preserve">디마: 적어도 될까요? 그게 규칙 4번이 될 거예요.</w:t>
+      </w:r>
+    </w:p>
+    <w:p>
+      <w:pPr>
+        <w:pStyle w:val="BodyText"/>
+      </w:pPr>
+      <w:r>
+        <w:t xml:space="preserve">알렉세이: 적어요: 「상대가 가능한 것을 들고 떠날 수 있게 거절하라」. 본론으로 갑시다. 4시엔 공증인, 키릴은 10시. 디마, 그 사람은 당신이 맡아요. 부하가 아니라 제자예요, 예전의 당신처럼요.</w:t>
       </w:r>
     </w:p>
     <w:bookmarkEnd w:id="37"/>
